--- a/lessons/2-4/downloads/reveal/2.4-session-2-practice-form-a.docx
+++ b/lessons/2-4/downloads/reveal/2.4-session-2-practice-form-a.docx
@@ -15,7 +15,7 @@
         <w:rPr>
           <w:rFonts w:ascii="Avenir Next" w:hAnsi="Avenir Next" w:cs="Avenir Next" w:eastAsia="Avenir Next"/>
           <w:color w:val="1A1A1A"/>
-          <w:sz w:val="20"/>
+          <w:sz w:val="22"/>
           <w:szCs w:val="20"/>
         </w:rPr>
         <w:t xml:space="preserve">Name</w:t>
@@ -33,7 +33,7 @@
         <w:rPr>
           <w:rFonts w:ascii="Avenir Next" w:hAnsi="Avenir Next" w:cs="Avenir Next" w:eastAsia="Avenir Next"/>
           <w:color w:val="1A1A1A"/>
-          <w:sz w:val="20"/>
+          <w:sz w:val="22"/>
           <w:szCs w:val="20"/>
         </w:rPr>
         <w:t xml:space="preserve">   Date</w:t>
@@ -51,7 +51,7 @@
         <w:rPr>
           <w:rFonts w:ascii="Avenir Next" w:hAnsi="Avenir Next" w:cs="Avenir Next" w:eastAsia="Avenir Next"/>
           <w:color w:val="1A1A1A"/>
-          <w:sz w:val="20"/>
+          <w:sz w:val="22"/>
           <w:szCs w:val="20"/>
         </w:rPr>
         <w:t xml:space="preserve">   Period</w:t>
@@ -78,7 +78,7 @@
           <w:caps/>
           <w:color w:val="003A70"/>
           <w:spacing w:val="12"/>
-          <w:sz w:val="19"/>
+          <w:sz w:val="22"/>
           <w:szCs w:val="19"/>
         </w:rPr>
         <w:t xml:space="preserve">Lesson 2-4  ·  Session 2  ·  Practice  ·  Form A</w:t>
@@ -86,6 +86,7 @@
     </w:p>
     <w:p>
       <w:pPr>
+        <w:pStyle w:val="Heading1"/>
         <w:keepNext/>
         <w:spacing w:before="0" w:after="10" w:line="240" w:lineRule="auto"/>
       </w:pPr>
@@ -111,7 +112,7 @@
         <w:rPr>
           <w:rFonts w:ascii="Avenir Next" w:hAnsi="Avenir Next" w:cs="Avenir Next" w:eastAsia="Avenir Next"/>
           <w:color w:val="5A5F66"/>
-          <w:sz w:val="17"/>
+          <w:sz w:val="22"/>
           <w:szCs w:val="17"/>
         </w:rPr>
         <w:t xml:space="preserve">Learning target — I can compare two groups by reading the medians and box widths of their box plots.</w:t>
@@ -128,7 +129,7 @@
     </w:p>
     <w:p>
       <w:pPr>
-        <w:spacing w:before="0" w:after="0" w:line="60" w:lineRule="auto"/>
+        <w:spacing w:before="0" w:after="0" w:line="50" w:lineRule="exact"/>
       </w:pPr>
     </w:p>
     <w:tbl>
@@ -167,6 +168,7 @@
           </w:tcPr>
           <w:p>
             <w:pPr>
+              <w:pStyle w:val="Heading2"/>
               <w:spacing w:before="0" w:after="40" w:line="264" w:lineRule="auto"/>
             </w:pPr>
             <w:r>
@@ -194,44 +196,44 @@
                 <w:rFonts w:ascii="Avenir Next" w:hAnsi="Avenir Next" w:cs="Avenir Next" w:eastAsia="Avenir Next"/>
                 <w:b/>
                 <w:color w:val="003A70"/>
+                <w:sz w:val="22"/>
+                <w:szCs w:val="18"/>
+              </w:rPr>
+              <w:t xml:space="preserve">•</w:t>
+            </w:r>
+            <w:r>
+              <w:rPr>
+                <w:rFonts w:ascii="Avenir Next" w:hAnsi="Avenir Next" w:cs="Avenir Next" w:eastAsia="Avenir Next"/>
+                <w:color w:val="1A1A1A"/>
                 <w:sz w:val="18"/>
                 <w:szCs w:val="18"/>
               </w:rPr>
-              <w:t xml:space="preserve">•</w:t>
-            </w:r>
-            <w:r>
-              <w:rPr>
-                <w:rFonts w:ascii="Avenir Next" w:hAnsi="Avenir Next" w:cs="Avenir Next" w:eastAsia="Avenir Next"/>
-                <w:color w:val="1A1A1A"/>
-                <w:sz w:val="18"/>
+              <w:tab/>
+            </w:r>
+            <w:r>
+              <w:rPr>
+                <w:rFonts w:ascii="Avenir Next" w:hAnsi="Avenir Next" w:cs="Avenir Next" w:eastAsia="Avenir Next"/>
+                <w:color w:val="1A1A1A"/>
+                <w:sz w:val="22"/>
                 <w:szCs w:val="18"/>
               </w:rPr>
-              <w:tab/>
-            </w:r>
-            <w:r>
-              <w:rPr>
-                <w:rFonts w:ascii="Avenir Next" w:hAnsi="Avenir Next" w:cs="Avenir Next" w:eastAsia="Avenir Next"/>
-                <w:color w:val="1A1A1A"/>
-                <w:sz w:val="18"/>
+              <w:t xml:space="preserve">Put both box plots on the </w:t>
+            </w:r>
+            <w:r>
+              <w:rPr>
+                <w:rFonts w:ascii="Avenir Next" w:hAnsi="Avenir Next" w:cs="Avenir Next" w:eastAsia="Avenir Next"/>
+                <w:b/>
+                <w:color w:val="1A1A1A"/>
+                <w:sz w:val="22"/>
                 <w:szCs w:val="18"/>
               </w:rPr>
-              <w:t xml:space="preserve">Put both box plots on the </w:t>
-            </w:r>
-            <w:r>
-              <w:rPr>
-                <w:rFonts w:ascii="Avenir Next" w:hAnsi="Avenir Next" w:cs="Avenir Next" w:eastAsia="Avenir Next"/>
-                <w:b/>
-                <w:color w:val="1A1A1A"/>
-                <w:sz w:val="18"/>
-                <w:szCs w:val="18"/>
-              </w:rPr>
               <w:t xml:space="preserve">same scale</w:t>
             </w:r>
             <w:r>
               <w:rPr>
                 <w:rFonts w:ascii="Avenir Next" w:hAnsi="Avenir Next" w:cs="Avenir Next" w:eastAsia="Avenir Next"/>
                 <w:color w:val="1A1A1A"/>
-                <w:sz w:val="18"/>
+                <w:sz w:val="22"/>
                 <w:szCs w:val="18"/>
               </w:rPr>
               <w:t xml:space="preserve">.</w:t>
@@ -250,44 +252,44 @@
                 <w:rFonts w:ascii="Avenir Next" w:hAnsi="Avenir Next" w:cs="Avenir Next" w:eastAsia="Avenir Next"/>
                 <w:b/>
                 <w:color w:val="003A70"/>
+                <w:sz w:val="22"/>
+                <w:szCs w:val="18"/>
+              </w:rPr>
+              <w:t xml:space="preserve">•</w:t>
+            </w:r>
+            <w:r>
+              <w:rPr>
+                <w:rFonts w:ascii="Avenir Next" w:hAnsi="Avenir Next" w:cs="Avenir Next" w:eastAsia="Avenir Next"/>
+                <w:color w:val="1A1A1A"/>
                 <w:sz w:val="18"/>
                 <w:szCs w:val="18"/>
               </w:rPr>
-              <w:t xml:space="preserve">•</w:t>
-            </w:r>
-            <w:r>
-              <w:rPr>
-                <w:rFonts w:ascii="Avenir Next" w:hAnsi="Avenir Next" w:cs="Avenir Next" w:eastAsia="Avenir Next"/>
-                <w:color w:val="1A1A1A"/>
-                <w:sz w:val="18"/>
+              <w:tab/>
+            </w:r>
+            <w:r>
+              <w:rPr>
+                <w:rFonts w:ascii="Avenir Next" w:hAnsi="Avenir Next" w:cs="Avenir Next" w:eastAsia="Avenir Next"/>
+                <w:color w:val="1A1A1A"/>
+                <w:sz w:val="22"/>
                 <w:szCs w:val="18"/>
               </w:rPr>
-              <w:tab/>
-            </w:r>
-            <w:r>
-              <w:rPr>
-                <w:rFonts w:ascii="Avenir Next" w:hAnsi="Avenir Next" w:cs="Avenir Next" w:eastAsia="Avenir Next"/>
-                <w:color w:val="1A1A1A"/>
-                <w:sz w:val="18"/>
+              <w:t xml:space="preserve">Compare </w:t>
+            </w:r>
+            <w:r>
+              <w:rPr>
+                <w:rFonts w:ascii="Avenir Next" w:hAnsi="Avenir Next" w:cs="Avenir Next" w:eastAsia="Avenir Next"/>
+                <w:b/>
+                <w:color w:val="1A1A1A"/>
+                <w:sz w:val="22"/>
                 <w:szCs w:val="18"/>
               </w:rPr>
-              <w:t xml:space="preserve">Compare </w:t>
-            </w:r>
-            <w:r>
-              <w:rPr>
-                <w:rFonts w:ascii="Avenir Next" w:hAnsi="Avenir Next" w:cs="Avenir Next" w:eastAsia="Avenir Next"/>
-                <w:b/>
-                <w:color w:val="1A1A1A"/>
-                <w:sz w:val="18"/>
-                <w:szCs w:val="18"/>
-              </w:rPr>
               <w:t xml:space="preserve">medians</w:t>
             </w:r>
             <w:r>
               <w:rPr>
                 <w:rFonts w:ascii="Avenir Next" w:hAnsi="Avenir Next" w:cs="Avenir Next" w:eastAsia="Avenir Next"/>
                 <w:color w:val="1A1A1A"/>
-                <w:sz w:val="18"/>
+                <w:sz w:val="22"/>
                 <w:szCs w:val="18"/>
               </w:rPr>
               <w:t xml:space="preserve"> for center: which group is typically higher, and by how much?</w:t>
@@ -306,63 +308,63 @@
                 <w:rFonts w:ascii="Avenir Next" w:hAnsi="Avenir Next" w:cs="Avenir Next" w:eastAsia="Avenir Next"/>
                 <w:b/>
                 <w:color w:val="003A70"/>
+                <w:sz w:val="22"/>
+                <w:szCs w:val="18"/>
+              </w:rPr>
+              <w:t xml:space="preserve">•</w:t>
+            </w:r>
+            <w:r>
+              <w:rPr>
+                <w:rFonts w:ascii="Avenir Next" w:hAnsi="Avenir Next" w:cs="Avenir Next" w:eastAsia="Avenir Next"/>
+                <w:color w:val="1A1A1A"/>
                 <w:sz w:val="18"/>
                 <w:szCs w:val="18"/>
               </w:rPr>
-              <w:t xml:space="preserve">•</w:t>
-            </w:r>
-            <w:r>
-              <w:rPr>
-                <w:rFonts w:ascii="Avenir Next" w:hAnsi="Avenir Next" w:cs="Avenir Next" w:eastAsia="Avenir Next"/>
-                <w:color w:val="1A1A1A"/>
-                <w:sz w:val="18"/>
+              <w:tab/>
+            </w:r>
+            <w:r>
+              <w:rPr>
+                <w:rFonts w:ascii="Avenir Next" w:hAnsi="Avenir Next" w:cs="Avenir Next" w:eastAsia="Avenir Next"/>
+                <w:color w:val="1A1A1A"/>
+                <w:sz w:val="22"/>
                 <w:szCs w:val="18"/>
               </w:rPr>
-              <w:tab/>
-            </w:r>
-            <w:r>
-              <w:rPr>
-                <w:rFonts w:ascii="Avenir Next" w:hAnsi="Avenir Next" w:cs="Avenir Next" w:eastAsia="Avenir Next"/>
-                <w:color w:val="1A1A1A"/>
-                <w:sz w:val="18"/>
+              <w:t xml:space="preserve">Compare </w:t>
+            </w:r>
+            <w:r>
+              <w:rPr>
+                <w:rFonts w:ascii="Avenir Next" w:hAnsi="Avenir Next" w:cs="Avenir Next" w:eastAsia="Avenir Next"/>
+                <w:b/>
+                <w:color w:val="1A1A1A"/>
+                <w:sz w:val="22"/>
                 <w:szCs w:val="18"/>
               </w:rPr>
-              <w:t xml:space="preserve">Compare </w:t>
-            </w:r>
-            <w:r>
-              <w:rPr>
-                <w:rFonts w:ascii="Avenir Next" w:hAnsi="Avenir Next" w:cs="Avenir Next" w:eastAsia="Avenir Next"/>
-                <w:b/>
-                <w:color w:val="1A1A1A"/>
-                <w:sz w:val="18"/>
+              <w:t xml:space="preserve">box widths</w:t>
+            </w:r>
+            <w:r>
+              <w:rPr>
+                <w:rFonts w:ascii="Avenir Next" w:hAnsi="Avenir Next" w:cs="Avenir Next" w:eastAsia="Avenir Next"/>
+                <w:color w:val="1A1A1A"/>
+                <w:sz w:val="22"/>
                 <w:szCs w:val="18"/>
               </w:rPr>
-              <w:t xml:space="preserve">box widths</w:t>
-            </w:r>
-            <w:r>
-              <w:rPr>
-                <w:rFonts w:ascii="Avenir Next" w:hAnsi="Avenir Next" w:cs="Avenir Next" w:eastAsia="Avenir Next"/>
-                <w:color w:val="1A1A1A"/>
-                <w:sz w:val="18"/>
+              <w:t xml:space="preserve"> (Q3 − Q1) for spread: the narrower box is more </w:t>
+            </w:r>
+            <w:r>
+              <w:rPr>
+                <w:rFonts w:ascii="Avenir Next" w:hAnsi="Avenir Next" w:cs="Avenir Next" w:eastAsia="Avenir Next"/>
+                <w:b/>
+                <w:color w:val="1A1A1A"/>
+                <w:sz w:val="22"/>
                 <w:szCs w:val="18"/>
               </w:rPr>
-              <w:t xml:space="preserve"> (Q3 − Q1) for spread: the narrower box is more </w:t>
-            </w:r>
-            <w:r>
-              <w:rPr>
-                <w:rFonts w:ascii="Avenir Next" w:hAnsi="Avenir Next" w:cs="Avenir Next" w:eastAsia="Avenir Next"/>
-                <w:b/>
-                <w:color w:val="1A1A1A"/>
-                <w:sz w:val="18"/>
-                <w:szCs w:val="18"/>
-              </w:rPr>
               <w:t xml:space="preserve">consistent</w:t>
             </w:r>
             <w:r>
               <w:rPr>
                 <w:rFonts w:ascii="Avenir Next" w:hAnsi="Avenir Next" w:cs="Avenir Next" w:eastAsia="Avenir Next"/>
                 <w:color w:val="1A1A1A"/>
-                <w:sz w:val="18"/>
+                <w:sz w:val="22"/>
                 <w:szCs w:val="18"/>
               </w:rPr>
               <w:t xml:space="preserve">.</w:t>
@@ -377,6 +379,7 @@
           </w:tcPr>
           <w:p>
             <w:pPr>
+              <w:pStyle w:val="Heading2"/>
               <w:spacing w:before="0" w:after="40" w:line="264" w:lineRule="auto"/>
             </w:pPr>
             <w:r>
@@ -399,7 +402,7 @@
               <w:rPr>
                 <w:rFonts w:ascii="Avenir Next" w:hAnsi="Avenir Next" w:cs="Avenir Next" w:eastAsia="Avenir Next"/>
                 <w:color w:val="1A1A1A"/>
-                <w:sz w:val="17"/>
+                <w:sz w:val="22"/>
                 <w:szCs w:val="17"/>
               </w:rPr>
               <w:t xml:space="preserve">Trail X: Q1 18, median 20, Q3 22. Trail Y: Q1 19, median 26, Q3 33 (minutes).</w:t>
@@ -418,25 +421,25 @@
                 <w:rFonts w:ascii="Avenir Next" w:hAnsi="Avenir Next" w:cs="Avenir Next" w:eastAsia="Avenir Next"/>
                 <w:b/>
                 <w:color w:val="003A70"/>
+                <w:sz w:val="22"/>
+                <w:szCs w:val="17"/>
+              </w:rPr>
+              <w:t xml:space="preserve">Step 1</w:t>
+            </w:r>
+            <w:r>
+              <w:rPr>
+                <w:rFonts w:ascii="Avenir Next" w:hAnsi="Avenir Next" w:cs="Avenir Next" w:eastAsia="Avenir Next"/>
+                <w:color w:val="1A1A1A"/>
                 <w:sz w:val="17"/>
                 <w:szCs w:val="17"/>
               </w:rPr>
-              <w:t xml:space="preserve">Step 1</w:t>
-            </w:r>
-            <w:r>
-              <w:rPr>
-                <w:rFonts w:ascii="Avenir Next" w:hAnsi="Avenir Next" w:cs="Avenir Next" w:eastAsia="Avenir Next"/>
-                <w:color w:val="1A1A1A"/>
-                <w:sz w:val="17"/>
-                <w:szCs w:val="17"/>
-              </w:rPr>
               <w:tab/>
             </w:r>
             <w:r>
               <w:rPr>
                 <w:rFonts w:ascii="Avenir Next" w:hAnsi="Avenir Next" w:cs="Avenir Next" w:eastAsia="Avenir Next"/>
                 <w:color w:val="1A1A1A"/>
-                <w:sz w:val="17"/>
+                <w:sz w:val="22"/>
                 <w:szCs w:val="17"/>
               </w:rPr>
               <w:t xml:space="preserve">Medians: 26 − 20 = 6, so Y is typically 6 min longer.</w:t>
@@ -455,25 +458,25 @@
                 <w:rFonts w:ascii="Avenir Next" w:hAnsi="Avenir Next" w:cs="Avenir Next" w:eastAsia="Avenir Next"/>
                 <w:b/>
                 <w:color w:val="003A70"/>
+                <w:sz w:val="22"/>
+                <w:szCs w:val="17"/>
+              </w:rPr>
+              <w:t xml:space="preserve">Step 2</w:t>
+            </w:r>
+            <w:r>
+              <w:rPr>
+                <w:rFonts w:ascii="Avenir Next" w:hAnsi="Avenir Next" w:cs="Avenir Next" w:eastAsia="Avenir Next"/>
+                <w:color w:val="1A1A1A"/>
                 <w:sz w:val="17"/>
                 <w:szCs w:val="17"/>
               </w:rPr>
-              <w:t xml:space="preserve">Step 2</w:t>
-            </w:r>
-            <w:r>
-              <w:rPr>
-                <w:rFonts w:ascii="Avenir Next" w:hAnsi="Avenir Next" w:cs="Avenir Next" w:eastAsia="Avenir Next"/>
-                <w:color w:val="1A1A1A"/>
-                <w:sz w:val="17"/>
-                <w:szCs w:val="17"/>
-              </w:rPr>
               <w:tab/>
             </w:r>
             <w:r>
               <w:rPr>
                 <w:rFonts w:ascii="Avenir Next" w:hAnsi="Avenir Next" w:cs="Avenir Next" w:eastAsia="Avenir Next"/>
                 <w:color w:val="1A1A1A"/>
-                <w:sz w:val="17"/>
+                <w:sz w:val="22"/>
                 <w:szCs w:val="17"/>
               </w:rPr>
               <w:t xml:space="preserve">Box widths: X is 22 − 18 = 4; Y is 33 − 19 = 14.</w:t>
@@ -492,18 +495,18 @@
                 <w:rFonts w:ascii="Avenir Next" w:hAnsi="Avenir Next" w:cs="Avenir Next" w:eastAsia="Avenir Next"/>
                 <w:b/>
                 <w:color w:val="1A1A1A"/>
+                <w:sz w:val="22"/>
+                <w:szCs w:val="17"/>
+              </w:rPr>
+              <w:t xml:space="preserve">Answer</w:t>
+            </w:r>
+            <w:r>
+              <w:rPr>
+                <w:rFonts w:ascii="Avenir Next" w:hAnsi="Avenir Next" w:cs="Avenir Next" w:eastAsia="Avenir Next"/>
+                <w:color w:val="1A1A1A"/>
                 <w:sz w:val="17"/>
                 <w:szCs w:val="17"/>
               </w:rPr>
-              <w:t xml:space="preserve">Answer</w:t>
-            </w:r>
-            <w:r>
-              <w:rPr>
-                <w:rFonts w:ascii="Avenir Next" w:hAnsi="Avenir Next" w:cs="Avenir Next" w:eastAsia="Avenir Next"/>
-                <w:color w:val="1A1A1A"/>
-                <w:sz w:val="17"/>
-                <w:szCs w:val="17"/>
-              </w:rPr>
               <w:tab/>
             </w:r>
             <w:r>
@@ -511,7 +514,7 @@
                 <w:rFonts w:ascii="Avenir Next" w:hAnsi="Avenir Next" w:cs="Avenir Next" w:eastAsia="Avenir Next"/>
                 <w:b/>
                 <w:color w:val="1A1A1A"/>
-                <w:sz w:val="17"/>
+                <w:sz w:val="22"/>
                 <w:szCs w:val="17"/>
               </w:rPr>
               <w:t xml:space="preserve">Y is longer; X is more consistent</w:t>
@@ -540,7 +543,7 @@
           <w:rFonts w:ascii="Avenir Next" w:hAnsi="Avenir Next" w:cs="Avenir Next" w:eastAsia="Avenir Next"/>
           <w:b/>
           <w:color w:val="1A1A1A"/>
-          <w:sz w:val="17"/>
+          <w:sz w:val="22"/>
           <w:szCs w:val="17"/>
         </w:rPr>
         <w:t xml:space="preserve">center</w:t>
@@ -550,7 +553,7 @@
           <w:rFonts w:ascii="Avenir Next" w:hAnsi="Avenir Next" w:cs="Avenir Next" w:eastAsia="Avenir Next"/>
           <w:i/>
           <w:color w:val="5A5F66"/>
-          <w:sz w:val="17"/>
+          <w:sz w:val="22"/>
           <w:szCs w:val="17"/>
         </w:rPr>
         <w:t xml:space="preserve"> (centro)</w:t>
@@ -559,7 +562,7 @@
         <w:rPr>
           <w:rFonts w:ascii="Avenir Next" w:hAnsi="Avenir Next" w:cs="Avenir Next" w:eastAsia="Avenir Next"/>
           <w:color w:val="5A5F66"/>
-          <w:sz w:val="17"/>
+          <w:sz w:val="22"/>
           <w:szCs w:val="17"/>
         </w:rPr>
         <w:t xml:space="preserve">   ·   </w:t>
@@ -569,7 +572,7 @@
           <w:rFonts w:ascii="Avenir Next" w:hAnsi="Avenir Next" w:cs="Avenir Next" w:eastAsia="Avenir Next"/>
           <w:b/>
           <w:color w:val="1A1A1A"/>
-          <w:sz w:val="17"/>
+          <w:sz w:val="22"/>
           <w:szCs w:val="17"/>
         </w:rPr>
         <w:t xml:space="preserve">spread</w:t>
@@ -579,7 +582,7 @@
           <w:rFonts w:ascii="Avenir Next" w:hAnsi="Avenir Next" w:cs="Avenir Next" w:eastAsia="Avenir Next"/>
           <w:i/>
           <w:color w:val="5A5F66"/>
-          <w:sz w:val="17"/>
+          <w:sz w:val="22"/>
           <w:szCs w:val="17"/>
         </w:rPr>
         <w:t xml:space="preserve"> (dispersión)</w:t>
@@ -588,7 +591,7 @@
         <w:rPr>
           <w:rFonts w:ascii="Avenir Next" w:hAnsi="Avenir Next" w:cs="Avenir Next" w:eastAsia="Avenir Next"/>
           <w:color w:val="5A5F66"/>
-          <w:sz w:val="17"/>
+          <w:sz w:val="22"/>
           <w:szCs w:val="17"/>
         </w:rPr>
         <w:t xml:space="preserve">   ·   </w:t>
@@ -598,7 +601,7 @@
           <w:rFonts w:ascii="Avenir Next" w:hAnsi="Avenir Next" w:cs="Avenir Next" w:eastAsia="Avenir Next"/>
           <w:b/>
           <w:color w:val="1A1A1A"/>
-          <w:sz w:val="17"/>
+          <w:sz w:val="22"/>
           <w:szCs w:val="17"/>
         </w:rPr>
         <w:t xml:space="preserve">consistent</w:t>
@@ -608,7 +611,7 @@
           <w:rFonts w:ascii="Avenir Next" w:hAnsi="Avenir Next" w:cs="Avenir Next" w:eastAsia="Avenir Next"/>
           <w:i/>
           <w:color w:val="5A5F66"/>
-          <w:sz w:val="17"/>
+          <w:sz w:val="22"/>
           <w:szCs w:val="17"/>
         </w:rPr>
         <w:t xml:space="preserve"> (constante)</w:t>
@@ -616,6 +619,7 @@
     </w:p>
     <w:p>
       <w:pPr>
+        <w:pStyle w:val="Heading2"/>
         <w:keepNext/>
         <w:pBdr>
           <w:bottom w:val="single" w:sz="8" w:space="3" w:color="003A70"/>
@@ -631,7 +635,7 @@
           <w:b/>
           <w:color w:val="003A70"/>
           <w:spacing w:val="14"/>
-          <w:sz w:val="19"/>
+          <w:sz w:val="22"/>
           <w:szCs w:val="19"/>
         </w:rPr>
         <w:t xml:space="preserve">PRACTICE</w:t>
@@ -650,7 +654,7 @@
           <w:rFonts w:ascii="Avenir Next" w:hAnsi="Avenir Next" w:cs="Avenir Next" w:eastAsia="Avenir Next"/>
           <w:i/>
           <w:color w:val="5A5F66"/>
-          <w:sz w:val="17"/>
+          <w:sz w:val="22"/>
           <w:szCs w:val="17"/>
         </w:rPr>
         <w:t xml:space="preserve">show your work · label units</w:t>
@@ -658,7 +662,7 @@
     </w:p>
     <w:p>
       <w:pPr>
-        <w:spacing w:before="0" w:after="0" w:line="20" w:lineRule="exact"/>
+        <w:spacing w:before="0" w:after="0" w:line="50" w:lineRule="exact"/>
       </w:pPr>
     </w:p>
     <w:tbl>
@@ -742,35 +746,35 @@
                       <w:rFonts w:ascii="Avenir Next" w:hAnsi="Avenir Next" w:cs="Avenir Next" w:eastAsia="Avenir Next"/>
                       <w:b/>
                       <w:color w:val="1A1A1A"/>
+                      <w:sz w:val="22"/>
+                      <w:szCs w:val="20"/>
+                    </w:rPr>
+                    <w:t xml:space="preserve">1.</w:t>
+                  </w:r>
+                  <w:r>
+                    <w:rPr>
+                      <w:rFonts w:ascii="Avenir Next" w:hAnsi="Avenir Next" w:cs="Avenir Next" w:eastAsia="Avenir Next"/>
+                      <w:color w:val="1A1A1A"/>
                       <w:sz w:val="20"/>
                       <w:szCs w:val="20"/>
                     </w:rPr>
-                    <w:t xml:space="preserve">1.</w:t>
-                  </w:r>
-                  <w:r>
-                    <w:rPr>
-                      <w:rFonts w:ascii="Avenir Next" w:hAnsi="Avenir Next" w:cs="Avenir Next" w:eastAsia="Avenir Next"/>
-                      <w:color w:val="1A1A1A"/>
-                      <w:sz w:val="20"/>
+                    <w:tab/>
+                  </w:r>
+                  <w:r>
+                    <w:rPr>
+                      <w:rFonts w:ascii="Avenir Next" w:hAnsi="Avenir Next" w:cs="Avenir Next" w:eastAsia="Avenir Next"/>
+                      <w:b/>
+                      <w:color w:val="1A1A1A"/>
+                      <w:sz w:val="22"/>
                       <w:szCs w:val="20"/>
                     </w:rPr>
-                    <w:tab/>
-                  </w:r>
-                  <w:r>
-                    <w:rPr>
-                      <w:rFonts w:ascii="Avenir Next" w:hAnsi="Avenir Next" w:cs="Avenir Next" w:eastAsia="Avenir Next"/>
-                      <w:b/>
-                      <w:color w:val="1A1A1A"/>
-                      <w:sz w:val="20"/>
-                      <w:szCs w:val="20"/>
-                    </w:rPr>
                     <w:t xml:space="preserve">Two Quizzes.  </w:t>
                   </w:r>
                   <w:r>
                     <w:rPr>
                       <w:rFonts w:ascii="Avenir Next" w:hAnsi="Avenir Next" w:cs="Avenir Next" w:eastAsia="Avenir Next"/>
                       <w:color w:val="1A1A1A"/>
-                      <w:sz w:val="20"/>
+                      <w:sz w:val="22"/>
                       <w:szCs w:val="20"/>
                     </w:rPr>
                     <w:t xml:space="preserve">The box plots show scores on two quizzes.</w:t>
@@ -787,7 +791,7 @@
                       <w:rFonts w:ascii="Avenir Next" w:hAnsi="Avenir Next" w:cs="Avenir Next" w:eastAsia="Avenir Next"/>
                       <w:b/>
                       <w:color w:val="003A70"/>
-                      <w:sz w:val="17"/>
+                      <w:sz w:val="22"/>
                       <w:szCs w:val="17"/>
                     </w:rPr>
                     <w:t xml:space="preserve">Hint  </w:t>
@@ -797,7 +801,7 @@
                       <w:rFonts w:ascii="Avenir Next" w:hAnsi="Avenir Next" w:cs="Avenir Next" w:eastAsia="Avenir Next"/>
                       <w:i/>
                       <w:color w:val="5A5F66"/>
-                      <w:sz w:val="17"/>
+                      <w:sz w:val="22"/>
                       <w:szCs w:val="17"/>
                     </w:rPr>
                     <w:t xml:space="preserve">The line inside each box is the median.</w:t>
@@ -817,25 +821,25 @@
                       <w:rFonts w:ascii="Avenir Next" w:hAnsi="Avenir Next" w:cs="Avenir Next" w:eastAsia="Avenir Next"/>
                       <w:b/>
                       <w:color w:val="003A70"/>
+                      <w:sz w:val="22"/>
+                      <w:szCs w:val="20"/>
+                    </w:rPr>
+                    <w:t xml:space="preserve">a.</w:t>
+                  </w:r>
+                  <w:r>
+                    <w:rPr>
+                      <w:rFonts w:ascii="Avenir Next" w:hAnsi="Avenir Next" w:cs="Avenir Next" w:eastAsia="Avenir Next"/>
+                      <w:color w:val="1A1A1A"/>
                       <w:sz w:val="20"/>
                       <w:szCs w:val="20"/>
                     </w:rPr>
-                    <w:t xml:space="preserve">a.</w:t>
-                  </w:r>
-                  <w:r>
-                    <w:rPr>
-                      <w:rFonts w:ascii="Avenir Next" w:hAnsi="Avenir Next" w:cs="Avenir Next" w:eastAsia="Avenir Next"/>
-                      <w:color w:val="1A1A1A"/>
-                      <w:sz w:val="20"/>
-                      <w:szCs w:val="20"/>
-                    </w:rPr>
                     <w:tab/>
                   </w:r>
                   <w:r>
                     <w:rPr>
                       <w:rFonts w:ascii="Avenir Next" w:hAnsi="Avenir Next" w:cs="Avenir Next" w:eastAsia="Avenir Next"/>
                       <w:color w:val="1A1A1A"/>
-                      <w:sz w:val="20"/>
+                      <w:sz w:val="22"/>
                       <w:szCs w:val="20"/>
                     </w:rPr>
                     <w:t xml:space="preserve">Higher median:</w:t>
@@ -874,25 +878,25 @@
                       <w:rFonts w:ascii="Avenir Next" w:hAnsi="Avenir Next" w:cs="Avenir Next" w:eastAsia="Avenir Next"/>
                       <w:b/>
                       <w:color w:val="003A70"/>
+                      <w:sz w:val="22"/>
+                      <w:szCs w:val="20"/>
+                    </w:rPr>
+                    <w:t xml:space="preserve">b.</w:t>
+                  </w:r>
+                  <w:r>
+                    <w:rPr>
+                      <w:rFonts w:ascii="Avenir Next" w:hAnsi="Avenir Next" w:cs="Avenir Next" w:eastAsia="Avenir Next"/>
+                      <w:color w:val="1A1A1A"/>
                       <w:sz w:val="20"/>
                       <w:szCs w:val="20"/>
                     </w:rPr>
-                    <w:t xml:space="preserve">b.</w:t>
-                  </w:r>
-                  <w:r>
-                    <w:rPr>
-                      <w:rFonts w:ascii="Avenir Next" w:hAnsi="Avenir Next" w:cs="Avenir Next" w:eastAsia="Avenir Next"/>
-                      <w:color w:val="1A1A1A"/>
-                      <w:sz w:val="20"/>
-                      <w:szCs w:val="20"/>
-                    </w:rPr>
                     <w:tab/>
                   </w:r>
                   <w:r>
                     <w:rPr>
                       <w:rFonts w:ascii="Avenir Next" w:hAnsi="Avenir Next" w:cs="Avenir Next" w:eastAsia="Avenir Next"/>
                       <w:color w:val="1A1A1A"/>
-                      <w:sz w:val="20"/>
+                      <w:sz w:val="22"/>
                       <w:szCs w:val="20"/>
                     </w:rPr>
                     <w:t xml:space="preserve">By how many points:</w:t>
@@ -931,25 +935,25 @@
                       <w:rFonts w:ascii="Avenir Next" w:hAnsi="Avenir Next" w:cs="Avenir Next" w:eastAsia="Avenir Next"/>
                       <w:b/>
                       <w:color w:val="003A70"/>
+                      <w:sz w:val="22"/>
+                      <w:szCs w:val="20"/>
+                    </w:rPr>
+                    <w:t xml:space="preserve">c.</w:t>
+                  </w:r>
+                  <w:r>
+                    <w:rPr>
+                      <w:rFonts w:ascii="Avenir Next" w:hAnsi="Avenir Next" w:cs="Avenir Next" w:eastAsia="Avenir Next"/>
+                      <w:color w:val="1A1A1A"/>
                       <w:sz w:val="20"/>
                       <w:szCs w:val="20"/>
                     </w:rPr>
-                    <w:t xml:space="preserve">c.</w:t>
-                  </w:r>
-                  <w:r>
-                    <w:rPr>
-                      <w:rFonts w:ascii="Avenir Next" w:hAnsi="Avenir Next" w:cs="Avenir Next" w:eastAsia="Avenir Next"/>
-                      <w:color w:val="1A1A1A"/>
-                      <w:sz w:val="20"/>
-                      <w:szCs w:val="20"/>
-                    </w:rPr>
                     <w:tab/>
                   </w:r>
                   <w:r>
                     <w:rPr>
                       <w:rFonts w:ascii="Avenir Next" w:hAnsi="Avenir Next" w:cs="Avenir Next" w:eastAsia="Avenir Next"/>
                       <w:color w:val="1A1A1A"/>
-                      <w:sz w:val="20"/>
+                      <w:sz w:val="22"/>
                       <w:szCs w:val="20"/>
                     </w:rPr>
                     <w:t xml:space="preserve">Wider box:</w:t>
@@ -989,7 +993,7 @@
                     <w:drawing>
                       <wp:inline distT="0" distB="0" distL="0" distR="0">
                         <wp:extent cx="3017520" cy="1581912"/>
-                        <wp:docPr id="1" name="Figure 1"/>
+                        <wp:docPr id="1" name="Figure 1" descr="Box plot. Axis: Score, 0 to 18; ticks every 1. Plots shown: five: 5, 7, 9, 11, 14; name: Quiz 1, five: 3, 6, 10, 13, 16; name: Quiz 2."/>
                         <a:graphic xmlns:a="http://schemas.openxmlformats.org/drawingml/2006/main">
                           <a:graphicData uri="http://schemas.openxmlformats.org/drawingml/2006/picture">
                             <pic:pic xmlns:pic="http://schemas.openxmlformats.org/drawingml/2006/picture">
@@ -1024,7 +1028,7 @@
           </w:tbl>
           <w:p>
             <w:pPr>
-              <w:spacing w:before="0" w:after="0" w:line="24" w:lineRule="auto"/>
+              <w:spacing w:before="0" w:after="0" w:line="50" w:lineRule="exact"/>
             </w:pPr>
           </w:p>
         </w:tc>
@@ -1032,12 +1036,12 @@
     </w:tbl>
     <w:p>
       <w:pPr>
-        <w:spacing w:before="0" w:after="0" w:line="20" w:lineRule="exact"/>
+        <w:spacing w:before="0" w:after="0" w:line="50" w:lineRule="exact"/>
       </w:pPr>
     </w:p>
     <w:p>
       <w:pPr>
-        <w:spacing w:before="0" w:after="0" w:line="20" w:lineRule="exact"/>
+        <w:spacing w:before="0" w:after="0" w:line="50" w:lineRule="exact"/>
       </w:pPr>
     </w:p>
     <w:tbl>
@@ -1087,35 +1091,35 @@
                 <w:rFonts w:ascii="Avenir Next" w:hAnsi="Avenir Next" w:cs="Avenir Next" w:eastAsia="Avenir Next"/>
                 <w:b/>
                 <w:color w:val="1A1A1A"/>
+                <w:sz w:val="22"/>
+                <w:szCs w:val="20"/>
+              </w:rPr>
+              <w:t xml:space="preserve">2.</w:t>
+            </w:r>
+            <w:r>
+              <w:rPr>
+                <w:rFonts w:ascii="Avenir Next" w:hAnsi="Avenir Next" w:cs="Avenir Next" w:eastAsia="Avenir Next"/>
+                <w:color w:val="1A1A1A"/>
                 <w:sz w:val="20"/>
                 <w:szCs w:val="20"/>
               </w:rPr>
-              <w:t xml:space="preserve">2.</w:t>
-            </w:r>
-            <w:r>
-              <w:rPr>
-                <w:rFonts w:ascii="Avenir Next" w:hAnsi="Avenir Next" w:cs="Avenir Next" w:eastAsia="Avenir Next"/>
-                <w:color w:val="1A1A1A"/>
-                <w:sz w:val="20"/>
+              <w:tab/>
+            </w:r>
+            <w:r>
+              <w:rPr>
+                <w:rFonts w:ascii="Avenir Next" w:hAnsi="Avenir Next" w:cs="Avenir Next" w:eastAsia="Avenir Next"/>
+                <w:b/>
+                <w:color w:val="1A1A1A"/>
+                <w:sz w:val="22"/>
                 <w:szCs w:val="20"/>
               </w:rPr>
-              <w:tab/>
-            </w:r>
-            <w:r>
-              <w:rPr>
-                <w:rFonts w:ascii="Avenir Next" w:hAnsi="Avenir Next" w:cs="Avenir Next" w:eastAsia="Avenir Next"/>
-                <w:b/>
-                <w:color w:val="1A1A1A"/>
-                <w:sz w:val="20"/>
-                <w:szCs w:val="20"/>
-              </w:rPr>
               <w:t xml:space="preserve">Two Teams.</w:t>
             </w:r>
             <w:r>
               <w:rPr>
                 <w:rFonts w:ascii="Avenir Next" w:hAnsi="Avenir Next" w:cs="Avenir Next" w:eastAsia="Avenir Next"/>
                 <w:color w:val="1A1A1A"/>
-                <w:sz w:val="20"/>
+                <w:sz w:val="22"/>
                 <w:szCs w:val="20"/>
               </w:rPr>
               <w:t xml:space="preserve">  Team Red points: 42, 50, 46, 54, 48, 56, 52. Team Blue points: 41, 45, 49, 43, 55, 37, 58. Complete the table. Which team was more consistent?</w:t>
@@ -1132,7 +1136,7 @@
                 <w:rFonts w:ascii="Avenir Next" w:hAnsi="Avenir Next" w:cs="Avenir Next" w:eastAsia="Avenir Next"/>
                 <w:b/>
                 <w:color w:val="003A70"/>
-                <w:sz w:val="17"/>
+                <w:sz w:val="22"/>
                 <w:szCs w:val="17"/>
               </w:rPr>
               <w:t xml:space="preserve">Hint  </w:t>
@@ -1142,7 +1146,7 @@
                 <w:rFonts w:ascii="Avenir Next" w:hAnsi="Avenir Next" w:cs="Avenir Next" w:eastAsia="Avenir Next"/>
                 <w:i/>
                 <w:color w:val="5A5F66"/>
-                <w:sz w:val="17"/>
+                <w:sz w:val="22"/>
                 <w:szCs w:val="17"/>
               </w:rPr>
               <w:t xml:space="preserve">The narrower box is the more consistent team.</w:t>
@@ -1182,6 +1186,7 @@
               <w:trPr>
                 <w:cantSplit/>
                 <w:trHeight w:val="400" w:hRule="atLeast"/>
+                <w:tblHeader/>
               </w:trPr>
               <w:tc>
                 <w:tcPr>
@@ -1199,7 +1204,7 @@
                       <w:rFonts w:ascii="Avenir Next" w:hAnsi="Avenir Next" w:cs="Avenir Next" w:eastAsia="Avenir Next"/>
                       <w:b/>
                       <w:color w:val="1A1A1A"/>
-                      <w:sz w:val="19"/>
+                      <w:sz w:val="22"/>
                       <w:szCs w:val="19"/>
                     </w:rPr>
                     <w:t xml:space="preserve">Team</w:t>
@@ -1222,7 +1227,7 @@
                       <w:rFonts w:ascii="Avenir Next" w:hAnsi="Avenir Next" w:cs="Avenir Next" w:eastAsia="Avenir Next"/>
                       <w:b/>
                       <w:color w:val="1A1A1A"/>
-                      <w:sz w:val="19"/>
+                      <w:sz w:val="22"/>
                       <w:szCs w:val="19"/>
                     </w:rPr>
                     <w:t xml:space="preserve">Min</w:t>
@@ -1245,7 +1250,7 @@
                       <w:rFonts w:ascii="Avenir Next" w:hAnsi="Avenir Next" w:cs="Avenir Next" w:eastAsia="Avenir Next"/>
                       <w:b/>
                       <w:color w:val="1A1A1A"/>
-                      <w:sz w:val="19"/>
+                      <w:sz w:val="22"/>
                       <w:szCs w:val="19"/>
                     </w:rPr>
                     <w:t xml:space="preserve">Q1</w:t>
@@ -1268,7 +1273,7 @@
                       <w:rFonts w:ascii="Avenir Next" w:hAnsi="Avenir Next" w:cs="Avenir Next" w:eastAsia="Avenir Next"/>
                       <w:b/>
                       <w:color w:val="1A1A1A"/>
-                      <w:sz w:val="19"/>
+                      <w:sz w:val="22"/>
                       <w:szCs w:val="19"/>
                     </w:rPr>
                     <w:t xml:space="preserve">Median</w:t>
@@ -1291,7 +1296,7 @@
                       <w:rFonts w:ascii="Avenir Next" w:hAnsi="Avenir Next" w:cs="Avenir Next" w:eastAsia="Avenir Next"/>
                       <w:b/>
                       <w:color w:val="1A1A1A"/>
-                      <w:sz w:val="19"/>
+                      <w:sz w:val="22"/>
                       <w:szCs w:val="19"/>
                     </w:rPr>
                     <w:t xml:space="preserve">Q3</w:t>
@@ -1314,7 +1319,7 @@
                       <w:rFonts w:ascii="Avenir Next" w:hAnsi="Avenir Next" w:cs="Avenir Next" w:eastAsia="Avenir Next"/>
                       <w:b/>
                       <w:color w:val="1A1A1A"/>
-                      <w:sz w:val="19"/>
+                      <w:sz w:val="22"/>
                       <w:szCs w:val="19"/>
                     </w:rPr>
                     <w:t xml:space="preserve">Max</w:t>
@@ -1343,7 +1348,7 @@
                       <w:rFonts w:ascii="Avenir Next" w:hAnsi="Avenir Next" w:cs="Avenir Next" w:eastAsia="Avenir Next"/>
                       <w:b/>
                       <w:color w:val="1A1A1A"/>
-                      <w:sz w:val="19"/>
+                      <w:sz w:val="22"/>
                       <w:szCs w:val="19"/>
                     </w:rPr>
                     <w:t xml:space="preserve">Red</w:t>
@@ -1357,7 +1362,7 @@
                 </w:tcPr>
                 <w:p>
                   <w:pPr>
-                    <w:spacing w:before="0" w:after="0" w:line="240" w:lineRule="auto"/>
+                    <w:spacing w:before="0" w:after="0" w:line="50" w:lineRule="exact"/>
                   </w:pPr>
                 </w:p>
               </w:tc>
@@ -1368,7 +1373,7 @@
                 </w:tcPr>
                 <w:p>
                   <w:pPr>
-                    <w:spacing w:before="0" w:after="0" w:line="240" w:lineRule="auto"/>
+                    <w:spacing w:before="0" w:after="0" w:line="50" w:lineRule="exact"/>
                   </w:pPr>
                 </w:p>
               </w:tc>
@@ -1379,7 +1384,7 @@
                 </w:tcPr>
                 <w:p>
                   <w:pPr>
-                    <w:spacing w:before="0" w:after="0" w:line="240" w:lineRule="auto"/>
+                    <w:spacing w:before="0" w:after="0" w:line="50" w:lineRule="exact"/>
                   </w:pPr>
                 </w:p>
               </w:tc>
@@ -1390,7 +1395,7 @@
                 </w:tcPr>
                 <w:p>
                   <w:pPr>
-                    <w:spacing w:before="0" w:after="0" w:line="240" w:lineRule="auto"/>
+                    <w:spacing w:before="0" w:after="0" w:line="50" w:lineRule="exact"/>
                   </w:pPr>
                 </w:p>
               </w:tc>
@@ -1401,7 +1406,7 @@
                 </w:tcPr>
                 <w:p>
                   <w:pPr>
-                    <w:spacing w:before="0" w:after="0" w:line="240" w:lineRule="auto"/>
+                    <w:spacing w:before="0" w:after="0" w:line="50" w:lineRule="exact"/>
                   </w:pPr>
                 </w:p>
               </w:tc>
@@ -1427,7 +1432,7 @@
                       <w:rFonts w:ascii="Avenir Next" w:hAnsi="Avenir Next" w:cs="Avenir Next" w:eastAsia="Avenir Next"/>
                       <w:b/>
                       <w:color w:val="1A1A1A"/>
-                      <w:sz w:val="19"/>
+                      <w:sz w:val="22"/>
                       <w:szCs w:val="19"/>
                     </w:rPr>
                     <w:t xml:space="preserve">Blue</w:t>
@@ -1441,7 +1446,7 @@
                 </w:tcPr>
                 <w:p>
                   <w:pPr>
-                    <w:spacing w:before="0" w:after="0" w:line="240" w:lineRule="auto"/>
+                    <w:spacing w:before="0" w:after="0" w:line="50" w:lineRule="exact"/>
                   </w:pPr>
                 </w:p>
               </w:tc>
@@ -1452,7 +1457,7 @@
                 </w:tcPr>
                 <w:p>
                   <w:pPr>
-                    <w:spacing w:before="0" w:after="0" w:line="240" w:lineRule="auto"/>
+                    <w:spacing w:before="0" w:after="0" w:line="50" w:lineRule="exact"/>
                   </w:pPr>
                 </w:p>
               </w:tc>
@@ -1463,7 +1468,7 @@
                 </w:tcPr>
                 <w:p>
                   <w:pPr>
-                    <w:spacing w:before="0" w:after="0" w:line="240" w:lineRule="auto"/>
+                    <w:spacing w:before="0" w:after="0" w:line="50" w:lineRule="exact"/>
                   </w:pPr>
                 </w:p>
               </w:tc>
@@ -1474,7 +1479,7 @@
                 </w:tcPr>
                 <w:p>
                   <w:pPr>
-                    <w:spacing w:before="0" w:after="0" w:line="240" w:lineRule="auto"/>
+                    <w:spacing w:before="0" w:after="0" w:line="50" w:lineRule="exact"/>
                   </w:pPr>
                 </w:p>
               </w:tc>
@@ -1485,7 +1490,7 @@
                 </w:tcPr>
                 <w:p>
                   <w:pPr>
-                    <w:spacing w:before="0" w:after="0" w:line="240" w:lineRule="auto"/>
+                    <w:spacing w:before="0" w:after="0" w:line="50" w:lineRule="exact"/>
                   </w:pPr>
                 </w:p>
               </w:tc>
@@ -1504,7 +1509,7 @@
                 <w:rFonts w:ascii="Avenir Next" w:hAnsi="Avenir Next" w:cs="Avenir Next" w:eastAsia="Avenir Next"/>
                 <w:b/>
                 <w:color w:val="1A1A1A"/>
-                <w:sz w:val="18"/>
+                <w:sz w:val="22"/>
                 <w:szCs w:val="18"/>
               </w:rPr>
               <w:t xml:space="preserve">More consistent</w:t>
@@ -1524,12 +1529,12 @@
     </w:tbl>
     <w:p>
       <w:pPr>
-        <w:spacing w:before="0" w:after="0" w:line="20" w:lineRule="exact"/>
+        <w:spacing w:before="0" w:after="0" w:line="50" w:lineRule="exact"/>
       </w:pPr>
     </w:p>
     <w:p>
       <w:pPr>
-        <w:spacing w:before="0" w:after="0" w:line="20" w:lineRule="exact"/>
+        <w:spacing w:before="0" w:after="0" w:line="50" w:lineRule="exact"/>
       </w:pPr>
     </w:p>
     <w:tbl>
@@ -1580,35 +1585,35 @@
                 <w:rFonts w:ascii="Avenir Next" w:hAnsi="Avenir Next" w:cs="Avenir Next" w:eastAsia="Avenir Next"/>
                 <w:b/>
                 <w:color w:val="1A1A1A"/>
+                <w:sz w:val="22"/>
+                <w:szCs w:val="20"/>
+              </w:rPr>
+              <w:t xml:space="preserve">3.</w:t>
+            </w:r>
+            <w:r>
+              <w:rPr>
+                <w:rFonts w:ascii="Avenir Next" w:hAnsi="Avenir Next" w:cs="Avenir Next" w:eastAsia="Avenir Next"/>
+                <w:color w:val="1A1A1A"/>
                 <w:sz w:val="20"/>
                 <w:szCs w:val="20"/>
               </w:rPr>
-              <w:t xml:space="preserve">3.</w:t>
-            </w:r>
-            <w:r>
-              <w:rPr>
-                <w:rFonts w:ascii="Avenir Next" w:hAnsi="Avenir Next" w:cs="Avenir Next" w:eastAsia="Avenir Next"/>
-                <w:color w:val="1A1A1A"/>
-                <w:sz w:val="20"/>
+              <w:tab/>
+            </w:r>
+            <w:r>
+              <w:rPr>
+                <w:rFonts w:ascii="Avenir Next" w:hAnsi="Avenir Next" w:cs="Avenir Next" w:eastAsia="Avenir Next"/>
+                <w:b/>
+                <w:color w:val="1A1A1A"/>
+                <w:sz w:val="22"/>
                 <w:szCs w:val="20"/>
               </w:rPr>
-              <w:tab/>
-            </w:r>
-            <w:r>
-              <w:rPr>
-                <w:rFonts w:ascii="Avenir Next" w:hAnsi="Avenir Next" w:cs="Avenir Next" w:eastAsia="Avenir Next"/>
-                <w:b/>
-                <w:color w:val="1A1A1A"/>
-                <w:sz w:val="20"/>
-                <w:szCs w:val="20"/>
-              </w:rPr>
               <w:t xml:space="preserve">Same Median.</w:t>
             </w:r>
             <w:r>
               <w:rPr>
                 <w:rFonts w:ascii="Avenir Next" w:hAnsi="Avenir Next" w:cs="Avenir Next" w:eastAsia="Avenir Next"/>
                 <w:color w:val="1A1A1A"/>
-                <w:sz w:val="20"/>
+                <w:sz w:val="22"/>
                 <w:szCs w:val="20"/>
               </w:rPr>
               <w:t xml:space="preserve">  Two plots have a median of 30. Box C runs from 27 to 33. Box D runs from 18 to 42.</w:t>
@@ -1662,25 +1667,25 @@
                       <w:rFonts w:ascii="Avenir Next" w:hAnsi="Avenir Next" w:cs="Avenir Next" w:eastAsia="Avenir Next"/>
                       <w:b/>
                       <w:color w:val="003A70"/>
+                      <w:sz w:val="22"/>
+                      <w:szCs w:val="20"/>
+                    </w:rPr>
+                    <w:t xml:space="preserve">a.</w:t>
+                  </w:r>
+                  <w:r>
+                    <w:rPr>
+                      <w:rFonts w:ascii="Avenir Next" w:hAnsi="Avenir Next" w:cs="Avenir Next" w:eastAsia="Avenir Next"/>
+                      <w:color w:val="1A1A1A"/>
                       <w:sz w:val="20"/>
                       <w:szCs w:val="20"/>
                     </w:rPr>
-                    <w:t xml:space="preserve">a.</w:t>
-                  </w:r>
-                  <w:r>
-                    <w:rPr>
-                      <w:rFonts w:ascii="Avenir Next" w:hAnsi="Avenir Next" w:cs="Avenir Next" w:eastAsia="Avenir Next"/>
-                      <w:color w:val="1A1A1A"/>
-                      <w:sz w:val="20"/>
-                      <w:szCs w:val="20"/>
-                    </w:rPr>
                     <w:tab/>
                   </w:r>
                   <w:r>
                     <w:rPr>
                       <w:rFonts w:ascii="Avenir Next" w:hAnsi="Avenir Next" w:cs="Avenir Next" w:eastAsia="Avenir Next"/>
                       <w:color w:val="1A1A1A"/>
-                      <w:sz w:val="20"/>
+                      <w:sz w:val="22"/>
                       <w:szCs w:val="20"/>
                     </w:rPr>
                     <w:t xml:space="preserve">Width of box C:</w:t>
@@ -1730,25 +1735,25 @@
                       <w:rFonts w:ascii="Avenir Next" w:hAnsi="Avenir Next" w:cs="Avenir Next" w:eastAsia="Avenir Next"/>
                       <w:b/>
                       <w:color w:val="003A70"/>
+                      <w:sz w:val="22"/>
+                      <w:szCs w:val="20"/>
+                    </w:rPr>
+                    <w:t xml:space="preserve">b.</w:t>
+                  </w:r>
+                  <w:r>
+                    <w:rPr>
+                      <w:rFonts w:ascii="Avenir Next" w:hAnsi="Avenir Next" w:cs="Avenir Next" w:eastAsia="Avenir Next"/>
+                      <w:color w:val="1A1A1A"/>
                       <w:sz w:val="20"/>
                       <w:szCs w:val="20"/>
                     </w:rPr>
-                    <w:t xml:space="preserve">b.</w:t>
-                  </w:r>
-                  <w:r>
-                    <w:rPr>
-                      <w:rFonts w:ascii="Avenir Next" w:hAnsi="Avenir Next" w:cs="Avenir Next" w:eastAsia="Avenir Next"/>
-                      <w:color w:val="1A1A1A"/>
-                      <w:sz w:val="20"/>
-                      <w:szCs w:val="20"/>
-                    </w:rPr>
                     <w:tab/>
                   </w:r>
                   <w:r>
                     <w:rPr>
                       <w:rFonts w:ascii="Avenir Next" w:hAnsi="Avenir Next" w:cs="Avenir Next" w:eastAsia="Avenir Next"/>
                       <w:color w:val="1A1A1A"/>
-                      <w:sz w:val="20"/>
+                      <w:sz w:val="22"/>
                       <w:szCs w:val="20"/>
                     </w:rPr>
                     <w:t xml:space="preserve">Width of box D:</w:t>
@@ -1778,7 +1783,7 @@
           </w:tbl>
           <w:p>
             <w:pPr>
-              <w:spacing w:before="0" w:after="0" w:line="24" w:lineRule="auto"/>
+              <w:spacing w:before="0" w:after="0" w:line="50" w:lineRule="exact"/>
             </w:pPr>
           </w:p>
         </w:tc>
@@ -1801,35 +1806,35 @@
                 <w:rFonts w:ascii="Avenir Next" w:hAnsi="Avenir Next" w:cs="Avenir Next" w:eastAsia="Avenir Next"/>
                 <w:b/>
                 <w:color w:val="1A1A1A"/>
+                <w:sz w:val="22"/>
+                <w:szCs w:val="20"/>
+              </w:rPr>
+              <w:t xml:space="preserve">4.</w:t>
+            </w:r>
+            <w:r>
+              <w:rPr>
+                <w:rFonts w:ascii="Avenir Next" w:hAnsi="Avenir Next" w:cs="Avenir Next" w:eastAsia="Avenir Next"/>
+                <w:color w:val="1A1A1A"/>
                 <w:sz w:val="20"/>
                 <w:szCs w:val="20"/>
               </w:rPr>
-              <w:t xml:space="preserve">4.</w:t>
-            </w:r>
-            <w:r>
-              <w:rPr>
-                <w:rFonts w:ascii="Avenir Next" w:hAnsi="Avenir Next" w:cs="Avenir Next" w:eastAsia="Avenir Next"/>
-                <w:color w:val="1A1A1A"/>
-                <w:sz w:val="20"/>
+              <w:tab/>
+            </w:r>
+            <w:r>
+              <w:rPr>
+                <w:rFonts w:ascii="Avenir Next" w:hAnsi="Avenir Next" w:cs="Avenir Next" w:eastAsia="Avenir Next"/>
+                <w:b/>
+                <w:color w:val="1A1A1A"/>
+                <w:sz w:val="22"/>
                 <w:szCs w:val="20"/>
               </w:rPr>
-              <w:tab/>
-            </w:r>
-            <w:r>
-              <w:rPr>
-                <w:rFonts w:ascii="Avenir Next" w:hAnsi="Avenir Next" w:cs="Avenir Next" w:eastAsia="Avenir Next"/>
-                <w:b/>
-                <w:color w:val="1A1A1A"/>
-                <w:sz w:val="20"/>
-                <w:szCs w:val="20"/>
-              </w:rPr>
               <w:t xml:space="preserve">More Consistent?  </w:t>
             </w:r>
             <w:r>
               <w:rPr>
                 <w:rFonts w:ascii="Avenir Next" w:hAnsi="Avenir Next" w:cs="Avenir Next" w:eastAsia="Avenir Next"/>
                 <w:color w:val="1A1A1A"/>
-                <w:sz w:val="20"/>
+                <w:sz w:val="22"/>
                 <w:szCs w:val="20"/>
               </w:rPr>
               <w:t xml:space="preserve">Plot P has Q1 = 22 and Q3 = 30. Plot Q has Q1 = 18 and Q3 = 36. Which middle half is more consistent?</w:t>
@@ -1846,7 +1851,7 @@
                 <w:rFonts w:ascii="Avenir Next" w:hAnsi="Avenir Next" w:cs="Avenir Next" w:eastAsia="Avenir Next"/>
                 <w:b/>
                 <w:color w:val="003A70"/>
-                <w:sz w:val="17"/>
+                <w:sz w:val="22"/>
                 <w:szCs w:val="17"/>
               </w:rPr>
               <w:t xml:space="preserve">Hint  </w:t>
@@ -1856,7 +1861,7 @@
                 <w:rFonts w:ascii="Avenir Next" w:hAnsi="Avenir Next" w:cs="Avenir Next" w:eastAsia="Avenir Next"/>
                 <w:i/>
                 <w:color w:val="5A5F66"/>
-                <w:sz w:val="17"/>
+                <w:sz w:val="22"/>
                 <w:szCs w:val="17"/>
               </w:rPr>
               <w:t xml:space="preserve">Find each box width: Q3 − Q1.</w:t>
@@ -1924,7 +1929,7 @@
                     <w:rPr>
                       <w:rFonts w:ascii="Avenir Next" w:hAnsi="Avenir Next" w:cs="Avenir Next" w:eastAsia="Avenir Next"/>
                       <w:color w:val="1A1A1A"/>
-                      <w:sz w:val="19"/>
+                      <w:sz w:val="22"/>
                       <w:szCs w:val="19"/>
                     </w:rPr>
                     <w:t xml:space="preserve">P</w:t>
@@ -1963,7 +1968,7 @@
                     <w:rPr>
                       <w:rFonts w:ascii="Avenir Next" w:hAnsi="Avenir Next" w:cs="Avenir Next" w:eastAsia="Avenir Next"/>
                       <w:color w:val="1A1A1A"/>
-                      <w:sz w:val="19"/>
+                      <w:sz w:val="22"/>
                       <w:szCs w:val="19"/>
                     </w:rPr>
                     <w:t xml:space="preserve">Q</w:t>
@@ -1985,7 +1990,7 @@
                 <w:rFonts w:ascii="Avenir Next" w:hAnsi="Avenir Next" w:cs="Avenir Next" w:eastAsia="Avenir Next"/>
                 <w:b/>
                 <w:color w:val="1A1A1A"/>
-                <w:sz w:val="18"/>
+                <w:sz w:val="22"/>
                 <w:szCs w:val="18"/>
               </w:rPr>
               <w:t xml:space="preserve">Widths</w:t>
@@ -2005,12 +2010,12 @@
     </w:tbl>
     <w:p>
       <w:pPr>
-        <w:spacing w:before="0" w:after="0" w:line="20" w:lineRule="exact"/>
+        <w:spacing w:before="0" w:after="0" w:line="50" w:lineRule="exact"/>
       </w:pPr>
     </w:p>
     <w:p>
       <w:pPr>
-        <w:spacing w:before="0" w:after="0" w:line="20" w:lineRule="exact"/>
+        <w:spacing w:before="0" w:after="0" w:line="50" w:lineRule="exact"/>
       </w:pPr>
     </w:p>
     <w:tbl>
@@ -2060,35 +2065,35 @@
                 <w:rFonts w:ascii="Avenir Next" w:hAnsi="Avenir Next" w:cs="Avenir Next" w:eastAsia="Avenir Next"/>
                 <w:b/>
                 <w:color w:val="1A1A1A"/>
+                <w:sz w:val="22"/>
+                <w:szCs w:val="20"/>
+              </w:rPr>
+              <w:t xml:space="preserve">5.</w:t>
+            </w:r>
+            <w:r>
+              <w:rPr>
+                <w:rFonts w:ascii="Avenir Next" w:hAnsi="Avenir Next" w:cs="Avenir Next" w:eastAsia="Avenir Next"/>
+                <w:color w:val="1A1A1A"/>
                 <w:sz w:val="20"/>
                 <w:szCs w:val="20"/>
               </w:rPr>
-              <w:t xml:space="preserve">5.</w:t>
-            </w:r>
-            <w:r>
-              <w:rPr>
-                <w:rFonts w:ascii="Avenir Next" w:hAnsi="Avenir Next" w:cs="Avenir Next" w:eastAsia="Avenir Next"/>
-                <w:color w:val="1A1A1A"/>
-                <w:sz w:val="20"/>
+              <w:tab/>
+            </w:r>
+            <w:r>
+              <w:rPr>
+                <w:rFonts w:ascii="Avenir Next" w:hAnsi="Avenir Next" w:cs="Avenir Next" w:eastAsia="Avenir Next"/>
+                <w:b/>
+                <w:color w:val="1A1A1A"/>
+                <w:sz w:val="22"/>
                 <w:szCs w:val="20"/>
               </w:rPr>
-              <w:tab/>
-            </w:r>
-            <w:r>
-              <w:rPr>
-                <w:rFonts w:ascii="Avenir Next" w:hAnsi="Avenir Next" w:cs="Avenir Next" w:eastAsia="Avenir Next"/>
-                <w:b/>
-                <w:color w:val="1A1A1A"/>
-                <w:sz w:val="20"/>
-                <w:szCs w:val="20"/>
-              </w:rPr>
               <w:t xml:space="preserve">Equal Spread?  </w:t>
             </w:r>
             <w:r>
               <w:rPr>
                 <w:rFonts w:ascii="Avenir Next" w:hAnsi="Avenir Next" w:cs="Avenir Next" w:eastAsia="Avenir Next"/>
                 <w:color w:val="1A1A1A"/>
-                <w:sz w:val="20"/>
+                <w:sz w:val="22"/>
                 <w:szCs w:val="20"/>
               </w:rPr>
               <w:t xml:space="preserve">Plot M runs from 20 to 90 with a box from 45 to 65. Plot N runs from 50 to 70 with a box from 55 to 60. Jamal says they are equally spread. Is he right? Compare the spans and the boxes.</w:t>
@@ -2157,7 +2162,7 @@
                     <w:rPr>
                       <w:rFonts w:ascii="Avenir Next" w:hAnsi="Avenir Next" w:cs="Avenir Next" w:eastAsia="Avenir Next"/>
                       <w:color w:val="1A1A1A"/>
-                      <w:sz w:val="19"/>
+                      <w:sz w:val="22"/>
                       <w:szCs w:val="19"/>
                     </w:rPr>
                     <w:t xml:space="preserve">Yes, equal spread</w:t>
@@ -2196,7 +2201,7 @@
                     <w:rPr>
                       <w:rFonts w:ascii="Avenir Next" w:hAnsi="Avenir Next" w:cs="Avenir Next" w:eastAsia="Avenir Next"/>
                       <w:color w:val="1A1A1A"/>
-                      <w:sz w:val="19"/>
+                      <w:sz w:val="22"/>
                       <w:szCs w:val="19"/>
                     </w:rPr>
                     <w:t xml:space="preserve">No, M is more spread out</w:t>
@@ -2235,7 +2240,7 @@
                     <w:rPr>
                       <w:rFonts w:ascii="Avenir Next" w:hAnsi="Avenir Next" w:cs="Avenir Next" w:eastAsia="Avenir Next"/>
                       <w:color w:val="1A1A1A"/>
-                      <w:sz w:val="19"/>
+                      <w:sz w:val="22"/>
                       <w:szCs w:val="19"/>
                     </w:rPr>
                     <w:t xml:space="preserve">No, N is more spread out</w:t>
@@ -2246,7 +2251,7 @@
           </w:tbl>
           <w:p>
             <w:pPr>
-              <w:spacing w:before="0" w:after="0" w:line="24" w:lineRule="auto"/>
+              <w:spacing w:before="0" w:after="0" w:line="50" w:lineRule="exact"/>
             </w:pPr>
           </w:p>
         </w:tc>
@@ -2254,12 +2259,12 @@
     </w:tbl>
     <w:p>
       <w:pPr>
-        <w:spacing w:before="0" w:after="0" w:line="20" w:lineRule="exact"/>
+        <w:spacing w:before="0" w:after="0" w:line="50" w:lineRule="exact"/>
       </w:pPr>
     </w:p>
     <w:p>
       <w:pPr>
-        <w:spacing w:before="0" w:after="0" w:line="20" w:lineRule="exact"/>
+        <w:spacing w:before="0" w:after="0" w:line="50" w:lineRule="exact"/>
       </w:pPr>
     </w:p>
     <w:tbl>
@@ -2343,35 +2348,35 @@
                       <w:rFonts w:ascii="Avenir Next" w:hAnsi="Avenir Next" w:cs="Avenir Next" w:eastAsia="Avenir Next"/>
                       <w:b/>
                       <w:color w:val="1A1A1A"/>
+                      <w:sz w:val="22"/>
+                      <w:szCs w:val="20"/>
+                    </w:rPr>
+                    <w:t xml:space="preserve">6.</w:t>
+                  </w:r>
+                  <w:r>
+                    <w:rPr>
+                      <w:rFonts w:ascii="Avenir Next" w:hAnsi="Avenir Next" w:cs="Avenir Next" w:eastAsia="Avenir Next"/>
+                      <w:color w:val="1A1A1A"/>
                       <w:sz w:val="20"/>
                       <w:szCs w:val="20"/>
                     </w:rPr>
-                    <w:t xml:space="preserve">6.</w:t>
-                  </w:r>
-                  <w:r>
-                    <w:rPr>
-                      <w:rFonts w:ascii="Avenir Next" w:hAnsi="Avenir Next" w:cs="Avenir Next" w:eastAsia="Avenir Next"/>
-                      <w:color w:val="1A1A1A"/>
-                      <w:sz w:val="20"/>
+                    <w:tab/>
+                  </w:r>
+                  <w:r>
+                    <w:rPr>
+                      <w:rFonts w:ascii="Avenir Next" w:hAnsi="Avenir Next" w:cs="Avenir Next" w:eastAsia="Avenir Next"/>
+                      <w:b/>
+                      <w:color w:val="1A1A1A"/>
+                      <w:sz w:val="22"/>
                       <w:szCs w:val="20"/>
                     </w:rPr>
-                    <w:tab/>
-                  </w:r>
-                  <w:r>
-                    <w:rPr>
-                      <w:rFonts w:ascii="Avenir Next" w:hAnsi="Avenir Next" w:cs="Avenir Next" w:eastAsia="Avenir Next"/>
-                      <w:b/>
-                      <w:color w:val="1A1A1A"/>
-                      <w:sz w:val="20"/>
-                      <w:szCs w:val="20"/>
-                    </w:rPr>
                     <w:t xml:space="preserve">Two Groups.  </w:t>
                   </w:r>
                   <w:r>
                     <w:rPr>
                       <w:rFonts w:ascii="Avenir Next" w:hAnsi="Avenir Next" w:cs="Avenir Next" w:eastAsia="Avenir Next"/>
                       <w:color w:val="1A1A1A"/>
-                      <w:sz w:val="20"/>
+                      <w:sz w:val="22"/>
                       <w:szCs w:val="20"/>
                     </w:rPr>
                     <w:t xml:space="preserve">Which group has the higher median, and by how much?</w:t>
@@ -2390,7 +2395,7 @@
                       <w:rFonts w:ascii="Avenir Next" w:hAnsi="Avenir Next" w:cs="Avenir Next" w:eastAsia="Avenir Next"/>
                       <w:b/>
                       <w:color w:val="1A1A1A"/>
-                      <w:sz w:val="18"/>
+                      <w:sz w:val="22"/>
                       <w:szCs w:val="18"/>
                     </w:rPr>
                     <w:t xml:space="preserve">Group; difference</w:t>
@@ -2420,7 +2425,7 @@
                     <w:drawing>
                       <wp:inline distT="0" distB="0" distL="0" distR="0">
                         <wp:extent cx="3017520" cy="1581912"/>
-                        <wp:docPr id="2" name="Figure 2"/>
+                        <wp:docPr id="2" name="Figure 2" descr="Box plot. Axis: Points, 36 to 72; ticks every 2. Plots shown: five: 40, 47, 53, 59, 66; name: Group A, five: 38, 50, 57, 63, 70; name: Group B."/>
                         <a:graphic xmlns:a="http://schemas.openxmlformats.org/drawingml/2006/main">
                           <a:graphicData uri="http://schemas.openxmlformats.org/drawingml/2006/picture">
                             <pic:pic xmlns:pic="http://schemas.openxmlformats.org/drawingml/2006/picture">
@@ -2455,7 +2460,7 @@
           </w:tbl>
           <w:p>
             <w:pPr>
-              <w:spacing w:before="0" w:after="0" w:line="24" w:lineRule="auto"/>
+              <w:spacing w:before="0" w:after="0" w:line="50" w:lineRule="exact"/>
             </w:pPr>
           </w:p>
         </w:tc>
@@ -2463,12 +2468,12 @@
     </w:tbl>
     <w:p>
       <w:pPr>
-        <w:spacing w:before="0" w:after="0" w:line="20" w:lineRule="exact"/>
+        <w:spacing w:before="0" w:after="0" w:line="50" w:lineRule="exact"/>
       </w:pPr>
     </w:p>
     <w:p>
       <w:pPr>
-        <w:spacing w:before="0" w:after="0" w:line="20" w:lineRule="exact"/>
+        <w:spacing w:before="0" w:after="0" w:line="50" w:lineRule="exact"/>
       </w:pPr>
     </w:p>
     <w:tbl>
@@ -2518,35 +2523,35 @@
                 <w:rFonts w:ascii="Avenir Next" w:hAnsi="Avenir Next" w:cs="Avenir Next" w:eastAsia="Avenir Next"/>
                 <w:b/>
                 <w:color w:val="1A1A1A"/>
+                <w:sz w:val="22"/>
+                <w:szCs w:val="20"/>
+              </w:rPr>
+              <w:t xml:space="preserve">7.</w:t>
+            </w:r>
+            <w:r>
+              <w:rPr>
+                <w:rFonts w:ascii="Avenir Next" w:hAnsi="Avenir Next" w:cs="Avenir Next" w:eastAsia="Avenir Next"/>
+                <w:color w:val="1A1A1A"/>
                 <w:sz w:val="20"/>
                 <w:szCs w:val="20"/>
               </w:rPr>
-              <w:t xml:space="preserve">7.</w:t>
-            </w:r>
-            <w:r>
-              <w:rPr>
-                <w:rFonts w:ascii="Avenir Next" w:hAnsi="Avenir Next" w:cs="Avenir Next" w:eastAsia="Avenir Next"/>
-                <w:color w:val="1A1A1A"/>
-                <w:sz w:val="20"/>
+              <w:tab/>
+            </w:r>
+            <w:r>
+              <w:rPr>
+                <w:rFonts w:ascii="Avenir Next" w:hAnsi="Avenir Next" w:cs="Avenir Next" w:eastAsia="Avenir Next"/>
+                <w:b/>
+                <w:color w:val="1A1A1A"/>
+                <w:sz w:val="22"/>
                 <w:szCs w:val="20"/>
               </w:rPr>
-              <w:tab/>
-            </w:r>
-            <w:r>
-              <w:rPr>
-                <w:rFonts w:ascii="Avenir Next" w:hAnsi="Avenir Next" w:cs="Avenir Next" w:eastAsia="Avenir Next"/>
-                <w:b/>
-                <w:color w:val="1A1A1A"/>
-                <w:sz w:val="20"/>
-                <w:szCs w:val="20"/>
-              </w:rPr>
               <w:t xml:space="preserve">Matching Boxes.  </w:t>
             </w:r>
             <w:r>
               <w:rPr>
                 <w:rFonts w:ascii="Avenir Next" w:hAnsi="Avenir Next" w:cs="Avenir Next" w:eastAsia="Avenir Next"/>
                 <w:color w:val="1A1A1A"/>
-                <w:sz w:val="20"/>
+                <w:sz w:val="22"/>
                 <w:szCs w:val="20"/>
               </w:rPr>
               <w:t xml:space="preserve">Plot W runs from 10 to 60. Plot Z runs from 28 to 44. Both boxes run from 30 to 40. Omar says they show the same spread.</w:t>
@@ -2566,25 +2571,25 @@
                 <w:rFonts w:ascii="Avenir Next" w:hAnsi="Avenir Next" w:cs="Avenir Next" w:eastAsia="Avenir Next"/>
                 <w:b/>
                 <w:color w:val="003A70"/>
+                <w:sz w:val="22"/>
+                <w:szCs w:val="20"/>
+              </w:rPr>
+              <w:t xml:space="preserve">a.</w:t>
+            </w:r>
+            <w:r>
+              <w:rPr>
+                <w:rFonts w:ascii="Avenir Next" w:hAnsi="Avenir Next" w:cs="Avenir Next" w:eastAsia="Avenir Next"/>
+                <w:color w:val="1A1A1A"/>
                 <w:sz w:val="20"/>
                 <w:szCs w:val="20"/>
               </w:rPr>
-              <w:t xml:space="preserve">a.</w:t>
-            </w:r>
-            <w:r>
-              <w:rPr>
-                <w:rFonts w:ascii="Avenir Next" w:hAnsi="Avenir Next" w:cs="Avenir Next" w:eastAsia="Avenir Next"/>
-                <w:color w:val="1A1A1A"/>
-                <w:sz w:val="20"/>
-                <w:szCs w:val="20"/>
-              </w:rPr>
               <w:tab/>
             </w:r>
             <w:r>
               <w:rPr>
                 <w:rFonts w:ascii="Avenir Next" w:hAnsi="Avenir Next" w:cs="Avenir Next" w:eastAsia="Avenir Next"/>
                 <w:color w:val="1A1A1A"/>
-                <w:sz w:val="20"/>
+                <w:sz w:val="22"/>
                 <w:szCs w:val="20"/>
               </w:rPr>
               <w:t xml:space="preserve">Whole span of W (max − min):</w:t>
@@ -2623,25 +2628,25 @@
                 <w:rFonts w:ascii="Avenir Next" w:hAnsi="Avenir Next" w:cs="Avenir Next" w:eastAsia="Avenir Next"/>
                 <w:b/>
                 <w:color w:val="003A70"/>
+                <w:sz w:val="22"/>
+                <w:szCs w:val="20"/>
+              </w:rPr>
+              <w:t xml:space="preserve">b.</w:t>
+            </w:r>
+            <w:r>
+              <w:rPr>
+                <w:rFonts w:ascii="Avenir Next" w:hAnsi="Avenir Next" w:cs="Avenir Next" w:eastAsia="Avenir Next"/>
+                <w:color w:val="1A1A1A"/>
                 <w:sz w:val="20"/>
                 <w:szCs w:val="20"/>
               </w:rPr>
-              <w:t xml:space="preserve">b.</w:t>
-            </w:r>
-            <w:r>
-              <w:rPr>
-                <w:rFonts w:ascii="Avenir Next" w:hAnsi="Avenir Next" w:cs="Avenir Next" w:eastAsia="Avenir Next"/>
-                <w:color w:val="1A1A1A"/>
-                <w:sz w:val="20"/>
-                <w:szCs w:val="20"/>
-              </w:rPr>
               <w:tab/>
             </w:r>
             <w:r>
               <w:rPr>
                 <w:rFonts w:ascii="Avenir Next" w:hAnsi="Avenir Next" w:cs="Avenir Next" w:eastAsia="Avenir Next"/>
                 <w:color w:val="1A1A1A"/>
-                <w:sz w:val="20"/>
+                <w:sz w:val="22"/>
                 <w:szCs w:val="20"/>
               </w:rPr>
               <w:t xml:space="preserve">Whole span of Z:</w:t>
@@ -2680,25 +2685,25 @@
                 <w:rFonts w:ascii="Avenir Next" w:hAnsi="Avenir Next" w:cs="Avenir Next" w:eastAsia="Avenir Next"/>
                 <w:b/>
                 <w:color w:val="003A70"/>
+                <w:sz w:val="22"/>
+                <w:szCs w:val="20"/>
+              </w:rPr>
+              <w:t xml:space="preserve">c.</w:t>
+            </w:r>
+            <w:r>
+              <w:rPr>
+                <w:rFonts w:ascii="Avenir Next" w:hAnsi="Avenir Next" w:cs="Avenir Next" w:eastAsia="Avenir Next"/>
+                <w:color w:val="1A1A1A"/>
                 <w:sz w:val="20"/>
                 <w:szCs w:val="20"/>
               </w:rPr>
-              <w:t xml:space="preserve">c.</w:t>
-            </w:r>
-            <w:r>
-              <w:rPr>
-                <w:rFonts w:ascii="Avenir Next" w:hAnsi="Avenir Next" w:cs="Avenir Next" w:eastAsia="Avenir Next"/>
-                <w:color w:val="1A1A1A"/>
-                <w:sz w:val="20"/>
-                <w:szCs w:val="20"/>
-              </w:rPr>
               <w:tab/>
             </w:r>
             <w:r>
               <w:rPr>
                 <w:rFonts w:ascii="Avenir Next" w:hAnsi="Avenir Next" w:cs="Avenir Next" w:eastAsia="Avenir Next"/>
                 <w:color w:val="1A1A1A"/>
-                <w:sz w:val="20"/>
+                <w:sz w:val="22"/>
                 <w:szCs w:val="20"/>
               </w:rPr>
               <w:t xml:space="preserve">Is Omar right? Explain.</w:t>
@@ -2709,12 +2714,12 @@
     </w:tbl>
     <w:p>
       <w:pPr>
-        <w:spacing w:before="0" w:after="0" w:line="20" w:lineRule="exact"/>
+        <w:spacing w:before="0" w:after="0" w:line="50" w:lineRule="exact"/>
       </w:pPr>
     </w:p>
     <w:p>
       <w:pPr>
-        <w:spacing w:before="0" w:after="0" w:line="20" w:lineRule="exact"/>
+        <w:spacing w:before="0" w:after="0" w:line="50" w:lineRule="exact"/>
       </w:pPr>
     </w:p>
     <w:tbl>
@@ -2798,35 +2803,35 @@
                       <w:rFonts w:ascii="Avenir Next" w:hAnsi="Avenir Next" w:cs="Avenir Next" w:eastAsia="Avenir Next"/>
                       <w:b/>
                       <w:color w:val="1A1A1A"/>
+                      <w:sz w:val="22"/>
+                      <w:szCs w:val="20"/>
+                    </w:rPr>
+                    <w:t xml:space="preserve">8.</w:t>
+                  </w:r>
+                  <w:r>
+                    <w:rPr>
+                      <w:rFonts w:ascii="Avenir Next" w:hAnsi="Avenir Next" w:cs="Avenir Next" w:eastAsia="Avenir Next"/>
+                      <w:color w:val="1A1A1A"/>
                       <w:sz w:val="20"/>
                       <w:szCs w:val="20"/>
                     </w:rPr>
-                    <w:t xml:space="preserve">8.</w:t>
-                  </w:r>
-                  <w:r>
-                    <w:rPr>
-                      <w:rFonts w:ascii="Avenir Next" w:hAnsi="Avenir Next" w:cs="Avenir Next" w:eastAsia="Avenir Next"/>
-                      <w:color w:val="1A1A1A"/>
-                      <w:sz w:val="20"/>
+                    <w:tab/>
+                  </w:r>
+                  <w:r>
+                    <w:rPr>
+                      <w:rFonts w:ascii="Avenir Next" w:hAnsi="Avenir Next" w:cs="Avenir Next" w:eastAsia="Avenir Next"/>
+                      <w:b/>
+                      <w:color w:val="1A1A1A"/>
+                      <w:sz w:val="22"/>
                       <w:szCs w:val="20"/>
                     </w:rPr>
-                    <w:tab/>
-                  </w:r>
-                  <w:r>
-                    <w:rPr>
-                      <w:rFonts w:ascii="Avenir Next" w:hAnsi="Avenir Next" w:cs="Avenir Next" w:eastAsia="Avenir Next"/>
-                      <w:b/>
-                      <w:color w:val="1A1A1A"/>
-                      <w:sz w:val="20"/>
-                      <w:szCs w:val="20"/>
-                    </w:rPr>
                     <w:t xml:space="preserve">Two Bus Routes.  </w:t>
                   </w:r>
                   <w:r>
                     <w:rPr>
                       <w:rFonts w:ascii="Avenir Next" w:hAnsi="Avenir Next" w:cs="Avenir Next" w:eastAsia="Avenir Next"/>
                       <w:color w:val="1A1A1A"/>
-                      <w:sz w:val="20"/>
+                      <w:sz w:val="22"/>
                       <w:szCs w:val="20"/>
                     </w:rPr>
                     <w:t xml:space="preserve">Travel times (minutes) for two routes.</w:t>
@@ -2846,25 +2851,25 @@
                       <w:rFonts w:ascii="Avenir Next" w:hAnsi="Avenir Next" w:cs="Avenir Next" w:eastAsia="Avenir Next"/>
                       <w:b/>
                       <w:color w:val="003A70"/>
+                      <w:sz w:val="22"/>
+                      <w:szCs w:val="20"/>
+                    </w:rPr>
+                    <w:t xml:space="preserve">a.</w:t>
+                  </w:r>
+                  <w:r>
+                    <w:rPr>
+                      <w:rFonts w:ascii="Avenir Next" w:hAnsi="Avenir Next" w:cs="Avenir Next" w:eastAsia="Avenir Next"/>
+                      <w:color w:val="1A1A1A"/>
                       <w:sz w:val="20"/>
                       <w:szCs w:val="20"/>
                     </w:rPr>
-                    <w:t xml:space="preserve">a.</w:t>
-                  </w:r>
-                  <w:r>
-                    <w:rPr>
-                      <w:rFonts w:ascii="Avenir Next" w:hAnsi="Avenir Next" w:cs="Avenir Next" w:eastAsia="Avenir Next"/>
-                      <w:color w:val="1A1A1A"/>
-                      <w:sz w:val="20"/>
-                      <w:szCs w:val="20"/>
-                    </w:rPr>
                     <w:tab/>
                   </w:r>
                   <w:r>
                     <w:rPr>
                       <w:rFonts w:ascii="Avenir Next" w:hAnsi="Avenir Next" w:cs="Avenir Next" w:eastAsia="Avenir Next"/>
                       <w:color w:val="1A1A1A"/>
-                      <w:sz w:val="20"/>
+                      <w:sz w:val="22"/>
                       <w:szCs w:val="20"/>
                     </w:rPr>
                     <w:t xml:space="preserve">Higher median:</w:t>
@@ -2903,25 +2908,25 @@
                       <w:rFonts w:ascii="Avenir Next" w:hAnsi="Avenir Next" w:cs="Avenir Next" w:eastAsia="Avenir Next"/>
                       <w:b/>
                       <w:color w:val="003A70"/>
+                      <w:sz w:val="22"/>
+                      <w:szCs w:val="20"/>
+                    </w:rPr>
+                    <w:t xml:space="preserve">b.</w:t>
+                  </w:r>
+                  <w:r>
+                    <w:rPr>
+                      <w:rFonts w:ascii="Avenir Next" w:hAnsi="Avenir Next" w:cs="Avenir Next" w:eastAsia="Avenir Next"/>
+                      <w:color w:val="1A1A1A"/>
                       <w:sz w:val="20"/>
                       <w:szCs w:val="20"/>
                     </w:rPr>
-                    <w:t xml:space="preserve">b.</w:t>
-                  </w:r>
-                  <w:r>
-                    <w:rPr>
-                      <w:rFonts w:ascii="Avenir Next" w:hAnsi="Avenir Next" w:cs="Avenir Next" w:eastAsia="Avenir Next"/>
-                      <w:color w:val="1A1A1A"/>
-                      <w:sz w:val="20"/>
-                      <w:szCs w:val="20"/>
-                    </w:rPr>
                     <w:tab/>
                   </w:r>
                   <w:r>
                     <w:rPr>
                       <w:rFonts w:ascii="Avenir Next" w:hAnsi="Avenir Next" w:cs="Avenir Next" w:eastAsia="Avenir Next"/>
                       <w:color w:val="1A1A1A"/>
-                      <w:sz w:val="20"/>
+                      <w:sz w:val="22"/>
                       <w:szCs w:val="20"/>
                     </w:rPr>
                     <w:t xml:space="preserve">More predictable (use box widths):</w:t>
@@ -2960,25 +2965,25 @@
                       <w:rFonts w:ascii="Avenir Next" w:hAnsi="Avenir Next" w:cs="Avenir Next" w:eastAsia="Avenir Next"/>
                       <w:b/>
                       <w:color w:val="003A70"/>
+                      <w:sz w:val="22"/>
+                      <w:szCs w:val="20"/>
+                    </w:rPr>
+                    <w:t xml:space="preserve">c.</w:t>
+                  </w:r>
+                  <w:r>
+                    <w:rPr>
+                      <w:rFonts w:ascii="Avenir Next" w:hAnsi="Avenir Next" w:cs="Avenir Next" w:eastAsia="Avenir Next"/>
+                      <w:color w:val="1A1A1A"/>
                       <w:sz w:val="20"/>
                       <w:szCs w:val="20"/>
                     </w:rPr>
-                    <w:t xml:space="preserve">c.</w:t>
-                  </w:r>
-                  <w:r>
-                    <w:rPr>
-                      <w:rFonts w:ascii="Avenir Next" w:hAnsi="Avenir Next" w:cs="Avenir Next" w:eastAsia="Avenir Next"/>
-                      <w:color w:val="1A1A1A"/>
-                      <w:sz w:val="20"/>
-                      <w:szCs w:val="20"/>
-                    </w:rPr>
                     <w:tab/>
                   </w:r>
                   <w:r>
                     <w:rPr>
                       <w:rFonts w:ascii="Avenir Next" w:hAnsi="Avenir Next" w:cs="Avenir Next" w:eastAsia="Avenir Next"/>
                       <w:color w:val="1A1A1A"/>
-                      <w:sz w:val="20"/>
+                      <w:sz w:val="22"/>
                       <w:szCs w:val="20"/>
                     </w:rPr>
                     <w:t xml:space="preserve">A rider must not be late. Which route? Why?</w:t>
@@ -2999,7 +3004,7 @@
                     <w:drawing>
                       <wp:inline distT="0" distB="0" distL="0" distR="0">
                         <wp:extent cx="3017520" cy="1581912"/>
-                        <wp:docPr id="3" name="Figure 3"/>
+                        <wp:docPr id="3" name="Figure 3" descr="Box plot. Axis: Minutes, 14 to 54; ticks every 2. Plots shown: five: 18, 24, 28, 33, 52; name: Route 1, five: 22, 26, 29, 31, 36; name: Route 2."/>
                         <a:graphic xmlns:a="http://schemas.openxmlformats.org/drawingml/2006/main">
                           <a:graphicData uri="http://schemas.openxmlformats.org/drawingml/2006/picture">
                             <pic:pic xmlns:pic="http://schemas.openxmlformats.org/drawingml/2006/picture">
@@ -3034,7 +3039,7 @@
           </w:tbl>
           <w:p>
             <w:pPr>
-              <w:spacing w:before="0" w:after="0" w:line="24" w:lineRule="auto"/>
+              <w:spacing w:before="0" w:after="0" w:line="50" w:lineRule="exact"/>
             </w:pPr>
           </w:p>
         </w:tc>
@@ -3042,11 +3047,12 @@
     </w:tbl>
     <w:p>
       <w:pPr>
-        <w:spacing w:before="0" w:after="0" w:line="20" w:lineRule="exact"/>
+        <w:spacing w:before="0" w:after="0" w:line="50" w:lineRule="exact"/>
       </w:pPr>
     </w:p>
     <w:p>
       <w:pPr>
+        <w:pStyle w:val="Heading2"/>
         <w:keepNext/>
         <w:pBdr>
           <w:bottom w:val="single" w:sz="8" w:space="3" w:color="003A70"/>
@@ -3062,7 +3068,7 @@
           <w:b/>
           <w:color w:val="003A70"/>
           <w:spacing w:val="14"/>
-          <w:sz w:val="19"/>
+          <w:sz w:val="22"/>
           <w:szCs w:val="19"/>
         </w:rPr>
         <w:t xml:space="preserve">FIND THE ERROR</w:t>
@@ -3081,7 +3087,7 @@
           <w:rFonts w:ascii="Avenir Next" w:hAnsi="Avenir Next" w:cs="Avenir Next" w:eastAsia="Avenir Next"/>
           <w:i/>
           <w:color w:val="5A5F66"/>
-          <w:sz w:val="17"/>
+          <w:sz w:val="22"/>
           <w:szCs w:val="17"/>
         </w:rPr>
         <w:t xml:space="preserve">explain the mistake, then fix it</w:t>
@@ -3089,7 +3095,7 @@
     </w:p>
     <w:p>
       <w:pPr>
-        <w:spacing w:before="0" w:after="0" w:line="20" w:lineRule="exact"/>
+        <w:spacing w:before="0" w:after="0" w:line="50" w:lineRule="exact"/>
       </w:pPr>
     </w:p>
     <w:tbl>
@@ -3139,35 +3145,35 @@
                 <w:rFonts w:ascii="Avenir Next" w:hAnsi="Avenir Next" w:cs="Avenir Next" w:eastAsia="Avenir Next"/>
                 <w:b/>
                 <w:color w:val="1A1A1A"/>
+                <w:sz w:val="22"/>
+                <w:szCs w:val="20"/>
+              </w:rPr>
+              <w:t xml:space="preserve">9.</w:t>
+            </w:r>
+            <w:r>
+              <w:rPr>
+                <w:rFonts w:ascii="Avenir Next" w:hAnsi="Avenir Next" w:cs="Avenir Next" w:eastAsia="Avenir Next"/>
+                <w:color w:val="1A1A1A"/>
                 <w:sz w:val="20"/>
                 <w:szCs w:val="20"/>
               </w:rPr>
-              <w:t xml:space="preserve">9.</w:t>
-            </w:r>
-            <w:r>
-              <w:rPr>
-                <w:rFonts w:ascii="Avenir Next" w:hAnsi="Avenir Next" w:cs="Avenir Next" w:eastAsia="Avenir Next"/>
-                <w:color w:val="1A1A1A"/>
-                <w:sz w:val="20"/>
+              <w:tab/>
+            </w:r>
+            <w:r>
+              <w:rPr>
+                <w:rFonts w:ascii="Avenir Next" w:hAnsi="Avenir Next" w:cs="Avenir Next" w:eastAsia="Avenir Next"/>
+                <w:b/>
+                <w:color w:val="1A1A1A"/>
+                <w:sz w:val="22"/>
                 <w:szCs w:val="20"/>
               </w:rPr>
-              <w:tab/>
-            </w:r>
-            <w:r>
-              <w:rPr>
-                <w:rFonts w:ascii="Avenir Next" w:hAnsi="Avenir Next" w:cs="Avenir Next" w:eastAsia="Avenir Next"/>
-                <w:b/>
-                <w:color w:val="1A1A1A"/>
-                <w:sz w:val="20"/>
-                <w:szCs w:val="20"/>
-              </w:rPr>
               <w:t xml:space="preserve">Bianca’s Work.  </w:t>
             </w:r>
             <w:r>
               <w:rPr>
                 <w:rFonts w:ascii="Avenir Next" w:hAnsi="Avenir Next" w:cs="Avenir Next" w:eastAsia="Avenir Next"/>
                 <w:color w:val="1A1A1A"/>
-                <w:sz w:val="20"/>
+                <w:sz w:val="22"/>
                 <w:szCs w:val="20"/>
               </w:rPr>
               <w:t xml:space="preserve">Comparing two box plots, Bianca wrote: “Plot E has a longer right whisker, so Plot E has the greater median.” Explain the mistake.</w:t>
@@ -3213,7 +3219,7 @@
                 </w:tcPr>
                 <w:p>
                   <w:pPr>
-                    <w:spacing w:before="0" w:after="0" w:line="240" w:lineRule="auto"/>
+                    <w:spacing w:before="0" w:after="0" w:line="50" w:lineRule="exact"/>
                   </w:pPr>
                 </w:p>
               </w:tc>
@@ -3233,7 +3239,7 @@
                 </w:tcPr>
                 <w:p>
                   <w:pPr>
-                    <w:spacing w:before="0" w:after="0" w:line="240" w:lineRule="auto"/>
+                    <w:spacing w:before="0" w:after="0" w:line="50" w:lineRule="exact"/>
                   </w:pPr>
                 </w:p>
               </w:tc>
@@ -3241,7 +3247,7 @@
           </w:tbl>
           <w:p>
             <w:pPr>
-              <w:spacing w:before="0" w:after="0" w:line="24" w:lineRule="auto"/>
+              <w:spacing w:before="0" w:after="0" w:line="50" w:lineRule="exact"/>
             </w:pPr>
           </w:p>
         </w:tc>
@@ -3249,11 +3255,12 @@
     </w:tbl>
     <w:p>
       <w:pPr>
-        <w:spacing w:before="0" w:after="0" w:line="20" w:lineRule="exact"/>
+        <w:spacing w:before="0" w:after="0" w:line="50" w:lineRule="exact"/>
       </w:pPr>
     </w:p>
     <w:p>
       <w:pPr>
+        <w:pStyle w:val="Heading2"/>
         <w:keepNext/>
         <w:pBdr>
           <w:bottom w:val="single" w:sz="8" w:space="3" w:color="003A70"/>
@@ -3269,7 +3276,7 @@
           <w:b/>
           <w:color w:val="003A70"/>
           <w:spacing w:val="14"/>
-          <w:sz w:val="19"/>
+          <w:sz w:val="22"/>
           <w:szCs w:val="19"/>
         </w:rPr>
         <w:t xml:space="preserve">TEST PRACTICE</w:t>
@@ -3288,7 +3295,7 @@
           <w:rFonts w:ascii="Avenir Next" w:hAnsi="Avenir Next" w:cs="Avenir Next" w:eastAsia="Avenir Next"/>
           <w:i/>
           <w:color w:val="5A5F66"/>
-          <w:sz w:val="17"/>
+          <w:sz w:val="22"/>
           <w:szCs w:val="17"/>
         </w:rPr>
         <w:t xml:space="preserve">choose the best answer</w:t>
@@ -3296,7 +3303,7 @@
     </w:p>
     <w:p>
       <w:pPr>
-        <w:spacing w:before="0" w:after="0" w:line="20" w:lineRule="exact"/>
+        <w:spacing w:before="0" w:after="0" w:line="50" w:lineRule="exact"/>
       </w:pPr>
     </w:p>
     <w:tbl>
@@ -3346,25 +3353,25 @@
                 <w:rFonts w:ascii="Avenir Next" w:hAnsi="Avenir Next" w:cs="Avenir Next" w:eastAsia="Avenir Next"/>
                 <w:b/>
                 <w:color w:val="1A1A1A"/>
+                <w:sz w:val="22"/>
+                <w:szCs w:val="20"/>
+              </w:rPr>
+              <w:t xml:space="preserve">10.</w:t>
+            </w:r>
+            <w:r>
+              <w:rPr>
+                <w:rFonts w:ascii="Avenir Next" w:hAnsi="Avenir Next" w:cs="Avenir Next" w:eastAsia="Avenir Next"/>
+                <w:color w:val="1A1A1A"/>
                 <w:sz w:val="20"/>
                 <w:szCs w:val="20"/>
               </w:rPr>
-              <w:t xml:space="preserve">10.</w:t>
-            </w:r>
-            <w:r>
-              <w:rPr>
-                <w:rFonts w:ascii="Avenir Next" w:hAnsi="Avenir Next" w:cs="Avenir Next" w:eastAsia="Avenir Next"/>
-                <w:color w:val="1A1A1A"/>
-                <w:sz w:val="20"/>
-                <w:szCs w:val="20"/>
-              </w:rPr>
               <w:tab/>
             </w:r>
             <w:r>
               <w:rPr>
                 <w:rFonts w:ascii="Avenir Next" w:hAnsi="Avenir Next" w:cs="Avenir Next" w:eastAsia="Avenir Next"/>
                 <w:color w:val="1A1A1A"/>
-                <w:sz w:val="20"/>
+                <w:sz w:val="22"/>
                 <w:szCs w:val="20"/>
               </w:rPr>
               <w:t xml:space="preserve">The line inside a box plot’s box shows the —</w:t>
@@ -3420,25 +3427,25 @@
                       <w:rFonts w:ascii="Avenir Next" w:hAnsi="Avenir Next" w:cs="Avenir Next" w:eastAsia="Avenir Next"/>
                       <w:b/>
                       <w:color w:val="003A70"/>
+                      <w:sz w:val="22"/>
+                      <w:szCs w:val="19"/>
+                    </w:rPr>
+                    <w:t xml:space="preserve">A</w:t>
+                  </w:r>
+                  <w:r>
+                    <w:rPr>
+                      <w:rFonts w:ascii="Avenir Next" w:hAnsi="Avenir Next" w:cs="Avenir Next" w:eastAsia="Avenir Next"/>
+                      <w:color w:val="1A1A1A"/>
                       <w:sz w:val="19"/>
                       <w:szCs w:val="19"/>
                     </w:rPr>
-                    <w:t xml:space="preserve">A</w:t>
-                  </w:r>
-                  <w:r>
-                    <w:rPr>
-                      <w:rFonts w:ascii="Avenir Next" w:hAnsi="Avenir Next" w:cs="Avenir Next" w:eastAsia="Avenir Next"/>
-                      <w:color w:val="1A1A1A"/>
-                      <w:sz w:val="19"/>
-                      <w:szCs w:val="19"/>
-                    </w:rPr>
                     <w:tab/>
                   </w:r>
                   <w:r>
                     <w:rPr>
                       <w:rFonts w:ascii="Avenir Next" w:hAnsi="Avenir Next" w:cs="Avenir Next" w:eastAsia="Avenir Next"/>
                       <w:color w:val="1A1A1A"/>
-                      <w:sz w:val="19"/>
+                      <w:sz w:val="22"/>
                       <w:szCs w:val="19"/>
                     </w:rPr>
                     <w:t xml:space="preserve">mean</w:t>
@@ -3463,25 +3470,25 @@
                       <w:rFonts w:ascii="Avenir Next" w:hAnsi="Avenir Next" w:cs="Avenir Next" w:eastAsia="Avenir Next"/>
                       <w:b/>
                       <w:color w:val="003A70"/>
+                      <w:sz w:val="22"/>
+                      <w:szCs w:val="19"/>
+                    </w:rPr>
+                    <w:t xml:space="preserve">B</w:t>
+                  </w:r>
+                  <w:r>
+                    <w:rPr>
+                      <w:rFonts w:ascii="Avenir Next" w:hAnsi="Avenir Next" w:cs="Avenir Next" w:eastAsia="Avenir Next"/>
+                      <w:color w:val="1A1A1A"/>
                       <w:sz w:val="19"/>
                       <w:szCs w:val="19"/>
                     </w:rPr>
-                    <w:t xml:space="preserve">B</w:t>
-                  </w:r>
-                  <w:r>
-                    <w:rPr>
-                      <w:rFonts w:ascii="Avenir Next" w:hAnsi="Avenir Next" w:cs="Avenir Next" w:eastAsia="Avenir Next"/>
-                      <w:color w:val="1A1A1A"/>
-                      <w:sz w:val="19"/>
-                      <w:szCs w:val="19"/>
-                    </w:rPr>
                     <w:tab/>
                   </w:r>
                   <w:r>
                     <w:rPr>
                       <w:rFonts w:ascii="Avenir Next" w:hAnsi="Avenir Next" w:cs="Avenir Next" w:eastAsia="Avenir Next"/>
                       <w:color w:val="1A1A1A"/>
-                      <w:sz w:val="19"/>
+                      <w:sz w:val="22"/>
                       <w:szCs w:val="19"/>
                     </w:rPr>
                     <w:t xml:space="preserve">median</w:t>
@@ -3506,25 +3513,25 @@
                       <w:rFonts w:ascii="Avenir Next" w:hAnsi="Avenir Next" w:cs="Avenir Next" w:eastAsia="Avenir Next"/>
                       <w:b/>
                       <w:color w:val="003A70"/>
+                      <w:sz w:val="22"/>
+                      <w:szCs w:val="19"/>
+                    </w:rPr>
+                    <w:t xml:space="preserve">C</w:t>
+                  </w:r>
+                  <w:r>
+                    <w:rPr>
+                      <w:rFonts w:ascii="Avenir Next" w:hAnsi="Avenir Next" w:cs="Avenir Next" w:eastAsia="Avenir Next"/>
+                      <w:color w:val="1A1A1A"/>
                       <w:sz w:val="19"/>
                       <w:szCs w:val="19"/>
                     </w:rPr>
-                    <w:t xml:space="preserve">C</w:t>
-                  </w:r>
-                  <w:r>
-                    <w:rPr>
-                      <w:rFonts w:ascii="Avenir Next" w:hAnsi="Avenir Next" w:cs="Avenir Next" w:eastAsia="Avenir Next"/>
-                      <w:color w:val="1A1A1A"/>
-                      <w:sz w:val="19"/>
-                      <w:szCs w:val="19"/>
-                    </w:rPr>
                     <w:tab/>
                   </w:r>
                   <w:r>
                     <w:rPr>
                       <w:rFonts w:ascii="Avenir Next" w:hAnsi="Avenir Next" w:cs="Avenir Next" w:eastAsia="Avenir Next"/>
                       <w:color w:val="1A1A1A"/>
-                      <w:sz w:val="19"/>
+                      <w:sz w:val="22"/>
                       <w:szCs w:val="19"/>
                     </w:rPr>
                     <w:t xml:space="preserve">range</w:t>
@@ -3549,25 +3556,25 @@
                       <w:rFonts w:ascii="Avenir Next" w:hAnsi="Avenir Next" w:cs="Avenir Next" w:eastAsia="Avenir Next"/>
                       <w:b/>
                       <w:color w:val="003A70"/>
+                      <w:sz w:val="22"/>
+                      <w:szCs w:val="19"/>
+                    </w:rPr>
+                    <w:t xml:space="preserve">D</w:t>
+                  </w:r>
+                  <w:r>
+                    <w:rPr>
+                      <w:rFonts w:ascii="Avenir Next" w:hAnsi="Avenir Next" w:cs="Avenir Next" w:eastAsia="Avenir Next"/>
+                      <w:color w:val="1A1A1A"/>
                       <w:sz w:val="19"/>
                       <w:szCs w:val="19"/>
                     </w:rPr>
-                    <w:t xml:space="preserve">D</w:t>
-                  </w:r>
-                  <w:r>
-                    <w:rPr>
-                      <w:rFonts w:ascii="Avenir Next" w:hAnsi="Avenir Next" w:cs="Avenir Next" w:eastAsia="Avenir Next"/>
-                      <w:color w:val="1A1A1A"/>
-                      <w:sz w:val="19"/>
-                      <w:szCs w:val="19"/>
-                    </w:rPr>
                     <w:tab/>
                   </w:r>
                   <w:r>
                     <w:rPr>
                       <w:rFonts w:ascii="Avenir Next" w:hAnsi="Avenir Next" w:cs="Avenir Next" w:eastAsia="Avenir Next"/>
                       <w:color w:val="1A1A1A"/>
-                      <w:sz w:val="19"/>
+                      <w:sz w:val="22"/>
                       <w:szCs w:val="19"/>
                     </w:rPr>
                     <w:t xml:space="preserve">Q1</w:t>
@@ -3578,7 +3585,7 @@
           </w:tbl>
           <w:p>
             <w:pPr>
-              <w:spacing w:before="0" w:after="0" w:line="24" w:lineRule="auto"/>
+              <w:spacing w:before="0" w:after="0" w:line="50" w:lineRule="exact"/>
             </w:pPr>
           </w:p>
         </w:tc>
@@ -3586,12 +3593,12 @@
     </w:tbl>
     <w:p>
       <w:pPr>
-        <w:spacing w:before="0" w:after="0" w:line="20" w:lineRule="exact"/>
+        <w:spacing w:before="0" w:after="0" w:line="50" w:lineRule="exact"/>
       </w:pPr>
     </w:p>
     <w:p>
       <w:pPr>
-        <w:spacing w:before="0" w:after="0" w:line="20" w:lineRule="exact"/>
+        <w:spacing w:before="0" w:after="0" w:line="50" w:lineRule="exact"/>
       </w:pPr>
     </w:p>
     <w:tbl>
@@ -3641,25 +3648,25 @@
                 <w:rFonts w:ascii="Avenir Next" w:hAnsi="Avenir Next" w:cs="Avenir Next" w:eastAsia="Avenir Next"/>
                 <w:b/>
                 <w:color w:val="1A1A1A"/>
+                <w:sz w:val="22"/>
+                <w:szCs w:val="20"/>
+              </w:rPr>
+              <w:t xml:space="preserve">11.</w:t>
+            </w:r>
+            <w:r>
+              <w:rPr>
+                <w:rFonts w:ascii="Avenir Next" w:hAnsi="Avenir Next" w:cs="Avenir Next" w:eastAsia="Avenir Next"/>
+                <w:color w:val="1A1A1A"/>
                 <w:sz w:val="20"/>
                 <w:szCs w:val="20"/>
               </w:rPr>
-              <w:t xml:space="preserve">11.</w:t>
-            </w:r>
-            <w:r>
-              <w:rPr>
-                <w:rFonts w:ascii="Avenir Next" w:hAnsi="Avenir Next" w:cs="Avenir Next" w:eastAsia="Avenir Next"/>
-                <w:color w:val="1A1A1A"/>
-                <w:sz w:val="20"/>
-                <w:szCs w:val="20"/>
-              </w:rPr>
               <w:tab/>
             </w:r>
             <w:r>
               <w:rPr>
                 <w:rFonts w:ascii="Avenir Next" w:hAnsi="Avenir Next" w:cs="Avenir Next" w:eastAsia="Avenir Next"/>
                 <w:color w:val="1A1A1A"/>
-                <w:sz w:val="20"/>
+                <w:sz w:val="22"/>
                 <w:szCs w:val="20"/>
               </w:rPr>
               <w:t xml:space="preserve">Group A’s median is 50 and Group B’s is 62. Group B’s center is higher by —</w:t>
@@ -3715,25 +3722,25 @@
                       <w:rFonts w:ascii="Avenir Next" w:hAnsi="Avenir Next" w:cs="Avenir Next" w:eastAsia="Avenir Next"/>
                       <w:b/>
                       <w:color w:val="003A70"/>
+                      <w:sz w:val="22"/>
+                      <w:szCs w:val="19"/>
+                    </w:rPr>
+                    <w:t xml:space="preserve">A</w:t>
+                  </w:r>
+                  <w:r>
+                    <w:rPr>
+                      <w:rFonts w:ascii="Avenir Next" w:hAnsi="Avenir Next" w:cs="Avenir Next" w:eastAsia="Avenir Next"/>
+                      <w:color w:val="1A1A1A"/>
                       <w:sz w:val="19"/>
                       <w:szCs w:val="19"/>
                     </w:rPr>
-                    <w:t xml:space="preserve">A</w:t>
-                  </w:r>
-                  <w:r>
-                    <w:rPr>
-                      <w:rFonts w:ascii="Avenir Next" w:hAnsi="Avenir Next" w:cs="Avenir Next" w:eastAsia="Avenir Next"/>
-                      <w:color w:val="1A1A1A"/>
-                      <w:sz w:val="19"/>
-                      <w:szCs w:val="19"/>
-                    </w:rPr>
                     <w:tab/>
                   </w:r>
                   <w:r>
                     <w:rPr>
                       <w:rFonts w:ascii="Avenir Next" w:hAnsi="Avenir Next" w:cs="Avenir Next" w:eastAsia="Avenir Next"/>
                       <w:color w:val="1A1A1A"/>
-                      <w:sz w:val="19"/>
+                      <w:sz w:val="22"/>
                       <w:szCs w:val="19"/>
                     </w:rPr>
                     <w:t xml:space="preserve">12</w:t>
@@ -3758,25 +3765,25 @@
                       <w:rFonts w:ascii="Avenir Next" w:hAnsi="Avenir Next" w:cs="Avenir Next" w:eastAsia="Avenir Next"/>
                       <w:b/>
                       <w:color w:val="003A70"/>
+                      <w:sz w:val="22"/>
+                      <w:szCs w:val="19"/>
+                    </w:rPr>
+                    <w:t xml:space="preserve">B</w:t>
+                  </w:r>
+                  <w:r>
+                    <w:rPr>
+                      <w:rFonts w:ascii="Avenir Next" w:hAnsi="Avenir Next" w:cs="Avenir Next" w:eastAsia="Avenir Next"/>
+                      <w:color w:val="1A1A1A"/>
                       <w:sz w:val="19"/>
                       <w:szCs w:val="19"/>
                     </w:rPr>
-                    <w:t xml:space="preserve">B</w:t>
-                  </w:r>
-                  <w:r>
-                    <w:rPr>
-                      <w:rFonts w:ascii="Avenir Next" w:hAnsi="Avenir Next" w:cs="Avenir Next" w:eastAsia="Avenir Next"/>
-                      <w:color w:val="1A1A1A"/>
-                      <w:sz w:val="19"/>
-                      <w:szCs w:val="19"/>
-                    </w:rPr>
                     <w:tab/>
                   </w:r>
                   <w:r>
                     <w:rPr>
                       <w:rFonts w:ascii="Avenir Next" w:hAnsi="Avenir Next" w:cs="Avenir Next" w:eastAsia="Avenir Next"/>
                       <w:color w:val="1A1A1A"/>
-                      <w:sz w:val="19"/>
+                      <w:sz w:val="22"/>
                       <w:szCs w:val="19"/>
                     </w:rPr>
                     <w:t xml:space="preserve">112</w:t>
@@ -3801,25 +3808,25 @@
                       <w:rFonts w:ascii="Avenir Next" w:hAnsi="Avenir Next" w:cs="Avenir Next" w:eastAsia="Avenir Next"/>
                       <w:b/>
                       <w:color w:val="003A70"/>
+                      <w:sz w:val="22"/>
+                      <w:szCs w:val="19"/>
+                    </w:rPr>
+                    <w:t xml:space="preserve">C</w:t>
+                  </w:r>
+                  <w:r>
+                    <w:rPr>
+                      <w:rFonts w:ascii="Avenir Next" w:hAnsi="Avenir Next" w:cs="Avenir Next" w:eastAsia="Avenir Next"/>
+                      <w:color w:val="1A1A1A"/>
                       <w:sz w:val="19"/>
                       <w:szCs w:val="19"/>
                     </w:rPr>
-                    <w:t xml:space="preserve">C</w:t>
-                  </w:r>
-                  <w:r>
-                    <w:rPr>
-                      <w:rFonts w:ascii="Avenir Next" w:hAnsi="Avenir Next" w:cs="Avenir Next" w:eastAsia="Avenir Next"/>
-                      <w:color w:val="1A1A1A"/>
-                      <w:sz w:val="19"/>
-                      <w:szCs w:val="19"/>
-                    </w:rPr>
                     <w:tab/>
                   </w:r>
                   <w:r>
                     <w:rPr>
                       <w:rFonts w:ascii="Avenir Next" w:hAnsi="Avenir Next" w:cs="Avenir Next" w:eastAsia="Avenir Next"/>
                       <w:color w:val="1A1A1A"/>
-                      <w:sz w:val="19"/>
+                      <w:sz w:val="22"/>
                       <w:szCs w:val="19"/>
                     </w:rPr>
                     <w:t xml:space="preserve">62</w:t>
@@ -3844,25 +3851,25 @@
                       <w:rFonts w:ascii="Avenir Next" w:hAnsi="Avenir Next" w:cs="Avenir Next" w:eastAsia="Avenir Next"/>
                       <w:b/>
                       <w:color w:val="003A70"/>
+                      <w:sz w:val="22"/>
+                      <w:szCs w:val="19"/>
+                    </w:rPr>
+                    <w:t xml:space="preserve">D</w:t>
+                  </w:r>
+                  <w:r>
+                    <w:rPr>
+                      <w:rFonts w:ascii="Avenir Next" w:hAnsi="Avenir Next" w:cs="Avenir Next" w:eastAsia="Avenir Next"/>
+                      <w:color w:val="1A1A1A"/>
                       <w:sz w:val="19"/>
                       <w:szCs w:val="19"/>
                     </w:rPr>
-                    <w:t xml:space="preserve">D</w:t>
-                  </w:r>
-                  <w:r>
-                    <w:rPr>
-                      <w:rFonts w:ascii="Avenir Next" w:hAnsi="Avenir Next" w:cs="Avenir Next" w:eastAsia="Avenir Next"/>
-                      <w:color w:val="1A1A1A"/>
-                      <w:sz w:val="19"/>
-                      <w:szCs w:val="19"/>
-                    </w:rPr>
                     <w:tab/>
                   </w:r>
                   <w:r>
                     <w:rPr>
                       <w:rFonts w:ascii="Avenir Next" w:hAnsi="Avenir Next" w:cs="Avenir Next" w:eastAsia="Avenir Next"/>
                       <w:color w:val="1A1A1A"/>
-                      <w:sz w:val="19"/>
+                      <w:sz w:val="22"/>
                       <w:szCs w:val="19"/>
                     </w:rPr>
                     <w:t xml:space="preserve">10</w:t>
@@ -3873,7 +3880,7 @@
           </w:tbl>
           <w:p>
             <w:pPr>
-              <w:spacing w:before="0" w:after="0" w:line="24" w:lineRule="auto"/>
+              <w:spacing w:before="0" w:after="0" w:line="50" w:lineRule="exact"/>
             </w:pPr>
           </w:p>
         </w:tc>
@@ -3881,11 +3888,12 @@
     </w:tbl>
     <w:p>
       <w:pPr>
-        <w:spacing w:before="0" w:after="0" w:line="20" w:lineRule="exact"/>
+        <w:spacing w:before="0" w:after="0" w:line="50" w:lineRule="exact"/>
       </w:pPr>
     </w:p>
     <w:p>
       <w:pPr>
+        <w:pStyle w:val="Heading2"/>
         <w:keepNext/>
         <w:pBdr>
           <w:bottom w:val="single" w:sz="8" w:space="3" w:color="003A70"/>
@@ -3901,7 +3909,7 @@
           <w:b/>
           <w:color w:val="003A70"/>
           <w:spacing w:val="14"/>
-          <w:sz w:val="19"/>
+          <w:sz w:val="22"/>
           <w:szCs w:val="19"/>
         </w:rPr>
         <w:t xml:space="preserve">SELF-CHECK CODE</w:t>
@@ -3920,7 +3928,7 @@
           <w:rFonts w:ascii="Avenir Next" w:hAnsi="Avenir Next" w:cs="Avenir Next" w:eastAsia="Avenir Next"/>
           <w:i/>
           <w:color w:val="5A5F66"/>
-          <w:sz w:val="17"/>
+          <w:sz w:val="22"/>
           <w:szCs w:val="17"/>
         </w:rPr>
         <w:t xml:space="preserve">find your answer · copy its letter into that problem’s box · spell a math word</w:t>
@@ -3979,7 +3987,7 @@
                 <w:rFonts w:ascii="Avenir Next" w:hAnsi="Avenir Next" w:cs="Avenir Next" w:eastAsia="Avenir Next"/>
                 <w:b/>
                 <w:color w:val="1A1A1A"/>
-                <w:sz w:val="18"/>
+                <w:sz w:val="22"/>
                 <w:szCs w:val="18"/>
               </w:rPr>
               <w:t xml:space="preserve">24</w:t>
@@ -3995,7 +4003,7 @@
                 <w:rFonts w:ascii="Avenir Next" w:hAnsi="Avenir Next" w:cs="Avenir Next" w:eastAsia="Avenir Next"/>
                 <w:b/>
                 <w:color w:val="003A70"/>
-                <w:sz w:val="18"/>
+                <w:sz w:val="22"/>
                 <w:szCs w:val="18"/>
               </w:rPr>
               <w:t xml:space="preserve">R</w:t>
@@ -4018,7 +4026,7 @@
                 <w:rFonts w:ascii="Avenir Next" w:hAnsi="Avenir Next" w:cs="Avenir Next" w:eastAsia="Avenir Next"/>
                 <w:b/>
                 <w:color w:val="1A1A1A"/>
-                <w:sz w:val="18"/>
+                <w:sz w:val="22"/>
                 <w:szCs w:val="18"/>
               </w:rPr>
               <w:t xml:space="preserve">Route 1</w:t>
@@ -4034,7 +4042,7 @@
                 <w:rFonts w:ascii="Avenir Next" w:hAnsi="Avenir Next" w:cs="Avenir Next" w:eastAsia="Avenir Next"/>
                 <w:b/>
                 <w:color w:val="003A70"/>
-                <w:sz w:val="18"/>
+                <w:sz w:val="22"/>
                 <w:szCs w:val="18"/>
               </w:rPr>
               <w:t xml:space="preserve">X</w:t>
@@ -4057,7 +4065,7 @@
                 <w:rFonts w:ascii="Avenir Next" w:hAnsi="Avenir Next" w:cs="Avenir Next" w:eastAsia="Avenir Next"/>
                 <w:b/>
                 <w:color w:val="1A1A1A"/>
-                <w:sz w:val="18"/>
+                <w:sz w:val="22"/>
                 <w:szCs w:val="18"/>
               </w:rPr>
               <w:t xml:space="preserve">Route 2</w:t>
@@ -4073,7 +4081,7 @@
                 <w:rFonts w:ascii="Avenir Next" w:hAnsi="Avenir Next" w:cs="Avenir Next" w:eastAsia="Avenir Next"/>
                 <w:b/>
                 <w:color w:val="003A70"/>
-                <w:sz w:val="18"/>
+                <w:sz w:val="22"/>
                 <w:szCs w:val="18"/>
               </w:rPr>
               <w:t xml:space="preserve">S</w:t>
@@ -4096,7 +4104,7 @@
                 <w:rFonts w:ascii="Avenir Next" w:hAnsi="Avenir Next" w:cs="Avenir Next" w:eastAsia="Avenir Next"/>
                 <w:b/>
                 <w:color w:val="1A1A1A"/>
-                <w:sz w:val="18"/>
+                <w:sz w:val="22"/>
                 <w:szCs w:val="18"/>
               </w:rPr>
               <w:t xml:space="preserve">1</w:t>
@@ -4112,7 +4120,7 @@
                 <w:rFonts w:ascii="Avenir Next" w:hAnsi="Avenir Next" w:cs="Avenir Next" w:eastAsia="Avenir Next"/>
                 <w:b/>
                 <w:color w:val="003A70"/>
-                <w:sz w:val="18"/>
+                <w:sz w:val="22"/>
                 <w:szCs w:val="18"/>
               </w:rPr>
               <w:t xml:space="preserve">S</w:t>
@@ -4135,7 +4143,7 @@
                 <w:rFonts w:ascii="Avenir Next" w:hAnsi="Avenir Next" w:cs="Avenir Next" w:eastAsia="Avenir Next"/>
                 <w:b/>
                 <w:color w:val="1A1A1A"/>
-                <w:sz w:val="18"/>
+                <w:sz w:val="22"/>
                 <w:szCs w:val="18"/>
               </w:rPr>
               <w:t xml:space="preserve">60</w:t>
@@ -4151,7 +4159,7 @@
                 <w:rFonts w:ascii="Avenir Next" w:hAnsi="Avenir Next" w:cs="Avenir Next" w:eastAsia="Avenir Next"/>
                 <w:b/>
                 <w:color w:val="003A70"/>
-                <w:sz w:val="18"/>
+                <w:sz w:val="22"/>
                 <w:szCs w:val="18"/>
               </w:rPr>
               <w:t xml:space="preserve">Q</w:t>
@@ -4174,7 +4182,7 @@
                 <w:rFonts w:ascii="Avenir Next" w:hAnsi="Avenir Next" w:cs="Avenir Next" w:eastAsia="Avenir Next"/>
                 <w:b/>
                 <w:color w:val="1A1A1A"/>
-                <w:sz w:val="18"/>
+                <w:sz w:val="22"/>
                 <w:szCs w:val="18"/>
               </w:rPr>
               <w:t xml:space="preserve">Red</w:t>
@@ -4190,7 +4198,7 @@
                 <w:rFonts w:ascii="Avenir Next" w:hAnsi="Avenir Next" w:cs="Avenir Next" w:eastAsia="Avenir Next"/>
                 <w:b/>
                 <w:color w:val="003A70"/>
-                <w:sz w:val="18"/>
+                <w:sz w:val="22"/>
                 <w:szCs w:val="18"/>
               </w:rPr>
               <w:t xml:space="preserve">P</w:t>
@@ -4213,7 +4221,7 @@
                 <w:rFonts w:ascii="Avenir Next" w:hAnsi="Avenir Next" w:cs="Avenir Next" w:eastAsia="Avenir Next"/>
                 <w:b/>
                 <w:color w:val="1A1A1A"/>
-                <w:sz w:val="18"/>
+                <w:sz w:val="22"/>
                 <w:szCs w:val="18"/>
               </w:rPr>
               <w:t xml:space="preserve">4</w:t>
@@ -4229,7 +4237,7 @@
                 <w:rFonts w:ascii="Avenir Next" w:hAnsi="Avenir Next" w:cs="Avenir Next" w:eastAsia="Avenir Next"/>
                 <w:b/>
                 <w:color w:val="003A70"/>
-                <w:sz w:val="18"/>
+                <w:sz w:val="22"/>
                 <w:szCs w:val="18"/>
               </w:rPr>
               <w:t xml:space="preserve">E</w:t>
@@ -4252,7 +4260,7 @@
                 <w:rFonts w:ascii="Avenir Next" w:hAnsi="Avenir Next" w:cs="Avenir Next" w:eastAsia="Avenir Next"/>
                 <w:b/>
                 <w:color w:val="1A1A1A"/>
-                <w:sz w:val="18"/>
+                <w:sz w:val="22"/>
                 <w:szCs w:val="18"/>
               </w:rPr>
               <w:t xml:space="preserve">Blue</w:t>
@@ -4268,7 +4276,7 @@
                 <w:rFonts w:ascii="Avenir Next" w:hAnsi="Avenir Next" w:cs="Avenir Next" w:eastAsia="Avenir Next"/>
                 <w:b/>
                 <w:color w:val="003A70"/>
-                <w:sz w:val="18"/>
+                <w:sz w:val="22"/>
                 <w:szCs w:val="18"/>
               </w:rPr>
               <w:t xml:space="preserve">Z</w:t>
@@ -4291,7 +4299,7 @@
                 <w:rFonts w:ascii="Avenir Next" w:hAnsi="Avenir Next" w:cs="Avenir Next" w:eastAsia="Avenir Next"/>
                 <w:b/>
                 <w:color w:val="1A1A1A"/>
-                <w:sz w:val="18"/>
+                <w:sz w:val="22"/>
                 <w:szCs w:val="18"/>
               </w:rPr>
               <w:t xml:space="preserve">50</w:t>
@@ -4307,7 +4315,7 @@
                 <w:rFonts w:ascii="Avenir Next" w:hAnsi="Avenir Next" w:cs="Avenir Next" w:eastAsia="Avenir Next"/>
                 <w:b/>
                 <w:color w:val="003A70"/>
-                <w:sz w:val="18"/>
+                <w:sz w:val="22"/>
                 <w:szCs w:val="18"/>
               </w:rPr>
               <w:t xml:space="preserve">A</w:t>
@@ -4330,7 +4338,7 @@
                 <w:rFonts w:ascii="Avenir Next" w:hAnsi="Avenir Next" w:cs="Avenir Next" w:eastAsia="Avenir Next"/>
                 <w:b/>
                 <w:color w:val="1A1A1A"/>
-                <w:sz w:val="18"/>
+                <w:sz w:val="22"/>
                 <w:szCs w:val="18"/>
               </w:rPr>
               <w:t xml:space="preserve">16</w:t>
@@ -4346,7 +4354,7 @@
                 <w:rFonts w:ascii="Avenir Next" w:hAnsi="Avenir Next" w:cs="Avenir Next" w:eastAsia="Avenir Next"/>
                 <w:b/>
                 <w:color w:val="003A70"/>
-                <w:sz w:val="18"/>
+                <w:sz w:val="22"/>
                 <w:szCs w:val="18"/>
               </w:rPr>
               <w:t xml:space="preserve">D</w:t>
@@ -4357,7 +4365,7 @@
     </w:tbl>
     <w:p>
       <w:pPr>
-        <w:spacing w:before="0" w:after="0" w:line="60" w:lineRule="auto"/>
+        <w:spacing w:before="0" w:after="0" w:line="50" w:lineRule="exact"/>
       </w:pPr>
     </w:p>
     <w:tbl>
@@ -4546,7 +4554,7 @@
     </w:tbl>
     <w:p>
       <w:pPr>
-        <w:spacing w:before="0" w:after="0" w:line="40" w:lineRule="auto"/>
+        <w:spacing w:before="0" w:after="0" w:line="50" w:lineRule="exact"/>
       </w:pPr>
     </w:p>
     <w:tbl>
@@ -4588,6 +4596,7 @@
           </w:tcPr>
           <w:p>
             <w:pPr>
+              <w:pStyle w:val="Heading2"/>
               <w:spacing w:before="0" w:after="0" w:line="240" w:lineRule="auto"/>
             </w:pPr>
             <w:r>
@@ -4625,7 +4634,7 @@
               <w:rPr>
                 <w:rFonts w:ascii="Avenir Next" w:hAnsi="Avenir Next" w:cs="Avenir Next" w:eastAsia="Avenir Next"/>
                 <w:color w:val="1A1A1A"/>
-                <w:sz w:val="17"/>
+                <w:sz w:val="22"/>
                 <w:szCs w:val="17"/>
               </w:rPr>
               <w:t xml:space="preserve">  I can do this on my own</w:t>
@@ -4654,7 +4663,7 @@
               <w:rPr>
                 <w:rFonts w:ascii="Avenir Next" w:hAnsi="Avenir Next" w:cs="Avenir Next" w:eastAsia="Avenir Next"/>
                 <w:color w:val="1A1A1A"/>
-                <w:sz w:val="17"/>
+                <w:sz w:val="22"/>
                 <w:szCs w:val="17"/>
               </w:rPr>
               <w:t xml:space="preserve">  I need a little help</w:t>
@@ -4683,7 +4692,7 @@
               <w:rPr>
                 <w:rFonts w:ascii="Avenir Next" w:hAnsi="Avenir Next" w:cs="Avenir Next" w:eastAsia="Avenir Next"/>
                 <w:color w:val="1A1A1A"/>
-                <w:sz w:val="17"/>
+                <w:sz w:val="22"/>
                 <w:szCs w:val="17"/>
               </w:rPr>
               <w:t xml:space="preserve">  I have a question about #</w:t>
@@ -4704,7 +4713,7 @@
     </w:tbl>
     <w:p>
       <w:pPr>
-        <w:spacing w:before="0" w:after="0" w:line="20" w:lineRule="exact"/>
+        <w:spacing w:before="0" w:after="0" w:line="50" w:lineRule="exact"/>
       </w:pPr>
     </w:p>
     <w:sectPr>
@@ -4790,7 +4799,106 @@
               <w:sz w:val="15"/>
               <w:szCs w:val="15"/>
             </w:rPr>
-            <w:t xml:space="preserve">Lesson 2-4  ·  Session 2  ·  Practice Form A</w:t>
+            <w:t xml:space="preserve">2-4 · Page </w:t>
+          </w:r>
+          <w:r>
+            <w:rPr>
+              <w:rFonts w:ascii="Avenir Next" w:hAnsi="Avenir Next" w:cs="Avenir Next" w:eastAsia="Avenir Next"/>
+              <w:color w:val="5A5F66"/>
+              <w:sz w:val="15"/>
+              <w:szCs w:val="15"/>
+            </w:rPr>
+            <w:fldChar w:fldCharType="begin"/>
+          </w:r>
+          <w:r>
+            <w:rPr>
+              <w:rFonts w:ascii="Avenir Next" w:hAnsi="Avenir Next" w:cs="Avenir Next" w:eastAsia="Avenir Next"/>
+              <w:color w:val="5A5F66"/>
+              <w:sz w:val="15"/>
+              <w:szCs w:val="15"/>
+            </w:rPr>
+            <w:instrText xml:space="preserve"> PAGE </w:instrText>
+          </w:r>
+          <w:r>
+            <w:rPr>
+              <w:rFonts w:ascii="Avenir Next" w:hAnsi="Avenir Next" w:cs="Avenir Next" w:eastAsia="Avenir Next"/>
+              <w:color w:val="5A5F66"/>
+              <w:sz w:val="15"/>
+              <w:szCs w:val="15"/>
+            </w:rPr>
+            <w:fldChar w:fldCharType="separate"/>
+          </w:r>
+          <w:r>
+            <w:rPr>
+              <w:rFonts w:ascii="Avenir Next" w:hAnsi="Avenir Next" w:cs="Avenir Next" w:eastAsia="Avenir Next"/>
+              <w:color w:val="5A5F66"/>
+              <w:sz w:val="15"/>
+              <w:szCs w:val="15"/>
+            </w:rPr>
+            <w:t xml:space="preserve">1</w:t>
+          </w:r>
+          <w:r>
+            <w:rPr>
+              <w:rFonts w:ascii="Avenir Next" w:hAnsi="Avenir Next" w:cs="Avenir Next" w:eastAsia="Avenir Next"/>
+              <w:color w:val="5A5F66"/>
+              <w:sz w:val="15"/>
+              <w:szCs w:val="15"/>
+            </w:rPr>
+            <w:fldChar w:fldCharType="end"/>
+          </w:r>
+          <w:r>
+            <w:rPr>
+              <w:rFonts w:ascii="Avenir Next" w:hAnsi="Avenir Next" w:cs="Avenir Next" w:eastAsia="Avenir Next"/>
+              <w:color w:val="5A5F66"/>
+              <w:sz w:val="15"/>
+              <w:szCs w:val="15"/>
+            </w:rPr>
+            <w:t xml:space="preserve"> of </w:t>
+          </w:r>
+          <w:r>
+            <w:rPr>
+              <w:rFonts w:ascii="Avenir Next" w:hAnsi="Avenir Next" w:cs="Avenir Next" w:eastAsia="Avenir Next"/>
+              <w:color w:val="5A5F66"/>
+              <w:sz w:val="15"/>
+              <w:szCs w:val="15"/>
+            </w:rPr>
+            <w:fldChar w:fldCharType="begin"/>
+          </w:r>
+          <w:r>
+            <w:rPr>
+              <w:rFonts w:ascii="Avenir Next" w:hAnsi="Avenir Next" w:cs="Avenir Next" w:eastAsia="Avenir Next"/>
+              <w:color w:val="5A5F66"/>
+              <w:sz w:val="15"/>
+              <w:szCs w:val="15"/>
+            </w:rPr>
+            <w:instrText xml:space="preserve"> NUMPAGES </w:instrText>
+          </w:r>
+          <w:r>
+            <w:rPr>
+              <w:rFonts w:ascii="Avenir Next" w:hAnsi="Avenir Next" w:cs="Avenir Next" w:eastAsia="Avenir Next"/>
+              <w:color w:val="5A5F66"/>
+              <w:sz w:val="15"/>
+              <w:szCs w:val="15"/>
+            </w:rPr>
+            <w:fldChar w:fldCharType="separate"/>
+          </w:r>
+          <w:r>
+            <w:rPr>
+              <w:rFonts w:ascii="Avenir Next" w:hAnsi="Avenir Next" w:cs="Avenir Next" w:eastAsia="Avenir Next"/>
+              <w:color w:val="5A5F66"/>
+              <w:sz w:val="15"/>
+              <w:szCs w:val="15"/>
+            </w:rPr>
+            <w:t xml:space="preserve">1</w:t>
+          </w:r>
+          <w:r>
+            <w:rPr>
+              <w:rFonts w:ascii="Avenir Next" w:hAnsi="Avenir Next" w:cs="Avenir Next" w:eastAsia="Avenir Next"/>
+              <w:color w:val="5A5F66"/>
+              <w:sz w:val="15"/>
+              <w:szCs w:val="15"/>
+            </w:rPr>
+            <w:fldChar w:fldCharType="end"/>
           </w:r>
         </w:p>
       </w:tc>
@@ -4833,5 +4941,23 @@
       </w:tblCellMar>
     </w:tblPr>
   </w:style>
+  <w:style w:type="paragraph" w:styleId="Heading1">
+    <w:name w:val="heading 1"/>
+    <w:basedOn w:val="Normal"/>
+    <w:pPr>
+      <w:outlineLvl w:val="0"/>
+      <w:keepNext w:val="0"/>
+      <w:keepLines w:val="0"/>
+    </w:pPr>
+  </w:style>
+  <w:style w:type="paragraph" w:styleId="Heading2">
+    <w:name w:val="heading 2"/>
+    <w:basedOn w:val="Normal"/>
+    <w:pPr>
+      <w:outlineLvl w:val="1"/>
+      <w:keepNext w:val="0"/>
+      <w:keepLines w:val="0"/>
+    </w:pPr>
+  </w:style>
 </w:styles>
 </file>